--- a/t19_s1.docx
+++ b/t19_s1.docx
@@ -3,2168 +3,1783 @@
 <w:document xmlns:wpc="http://schemas.microsoft.com/office/word/2010/wordprocessingCanvas" xmlns:mo="http://schemas.microsoft.com/office/mac/office/2008/main" xmlns:mc="http://schemas.openxmlformats.org/markup-compatibility/2006" xmlns:mv="urn:schemas-microsoft-com:mac:vml" xmlns:o="urn:schemas-microsoft-com:office:office" xmlns:r="http://schemas.openxmlformats.org/officeDocument/2006/relationships" xmlns:m="http://schemas.openxmlformats.org/officeDocument/2006/math" xmlns:v="urn:schemas-microsoft-com:vml" xmlns:wp14="http://schemas.microsoft.com/office/word/2010/wordprocessingDrawing" xmlns:wp="http://schemas.openxmlformats.org/drawingml/2006/wordprocessingDrawing" xmlns:w10="urn:schemas-microsoft-com:office:word" xmlns:w="http://schemas.openxmlformats.org/wordprocessingml/2006/main" xmlns:w14="http://schemas.microsoft.com/office/word/2010/wordml" xmlns:wpg="http://schemas.microsoft.com/office/word/2010/wordprocessingGroup" xmlns:wpi="http://schemas.microsoft.com/office/word/2010/wordprocessingInk" xmlns:wne="http://schemas.microsoft.com/office/word/2006/wordml" xmlns:wps="http://schemas.microsoft.com/office/word/2010/wordprocessingShape" mc:Ignorable="w14 wp14">
   <w:body>
     <w:p>
-      <w:pPr>
-        <w:spacing w:after="20" w:before="120"/>
-      </w:pPr>
-      <w:r>
-        <w:rPr>
-          <w:b/>
-          <w:sz w:val="22"/>
-        </w:rPr>
-        <w:t>Question: What is the most common cause of breast abscess in a 38 year-old lactating mother?</w:t>
-      </w:r>
-    </w:p>
-    <w:p>
-      <w:pPr>
-        <w:spacing w:after="0" w:before="0"/>
-      </w:pPr>
-      <w:r>
-        <w:rPr>
-          <w:b w:val="0"/>
-          <w:sz w:val="22"/>
-        </w:rPr>
-        <w:t>(a) E Coli</w:t>
-      </w:r>
-    </w:p>
-    <w:p>
-      <w:pPr>
-        <w:spacing w:after="0" w:before="0"/>
-      </w:pPr>
-      <w:r>
-        <w:rPr>
-          <w:b w:val="0"/>
-          <w:sz w:val="22"/>
-        </w:rPr>
-        <w:t>(b) Streptococcus Epidermis</w:t>
-      </w:r>
-    </w:p>
-    <w:p>
-      <w:pPr>
-        <w:spacing w:after="0" w:before="0"/>
-      </w:pPr>
-      <w:r>
-        <w:rPr>
-          <w:b w:val="0"/>
-          <w:sz w:val="22"/>
-        </w:rPr>
-        <w:t>(c) Staphylococcus aureus</w:t>
-      </w:r>
-    </w:p>
-    <w:p>
-      <w:pPr>
-        <w:spacing w:after="0" w:before="0"/>
-      </w:pPr>
-      <w:r>
-        <w:rPr>
-          <w:b w:val="0"/>
-          <w:sz w:val="22"/>
-        </w:rPr>
-        <w:t>(d) Streptococci</w:t>
-      </w:r>
-    </w:p>
-    <w:p>
-      <w:pPr>
-        <w:spacing w:after="0" w:before="40"/>
-      </w:pPr>
-      <w:r>
-        <w:rPr>
-          <w:b/>
-          <w:sz w:val="22"/>
-        </w:rPr>
-        <w:t>Answer: c</w:t>
-      </w:r>
-    </w:p>
-    <w:p>
-      <w:pPr>
-        <w:spacing w:after="0" w:before="0"/>
-      </w:pPr>
-      <w:r>
-        <w:rPr>
-          <w:b w:val="0"/>
-          <w:sz w:val="21"/>
-        </w:rPr>
-        <w:t>Solution: Staphylococcus aureus is the most common pathogenic bacteria among breast abscesses during lactation. It is a gram-positive bacteria with strong pathogenicity and can cause skin, soft-tissue, bone, joint, and systemic organ infections. The bacteria enter through a break or crack in the skin, usually on the nipple. The infection takes place in the fatty tissue of the breast and causes swelling which pushes on the milk ducts resulting in pain and lumps in the infected breast.</w:t>
-      </w:r>
-    </w:p>
-    <w:p>
-      <w:pPr>
-        <w:spacing w:after="0" w:before="0"/>
-      </w:pPr>
-      <w:r>
-        <w:rPr>
-          <w:b w:val="0"/>
-          <w:sz w:val="20"/>
-        </w:rPr>
-        <w:t>Positive Marks: 1</w:t>
-      </w:r>
-    </w:p>
-    <w:p>
-      <w:pPr>
-        <w:spacing w:after="160" w:before="0"/>
-      </w:pPr>
-      <w:r>
-        <w:rPr>
-          <w:b w:val="0"/>
-          <w:sz w:val="20"/>
-        </w:rPr>
-        <w:t>Negative Marks: 0.25</w:t>
-      </w:r>
-    </w:p>
-    <w:p>
-      <w:pPr>
-        <w:spacing w:after="20" w:before="120"/>
-      </w:pPr>
-      <w:r>
-        <w:rPr>
-          <w:b/>
-          <w:sz w:val="22"/>
-        </w:rPr>
-        <w:t>Question: What should be the immediate action in cases of severe bleeding?</w:t>
-      </w:r>
-    </w:p>
-    <w:p>
-      <w:pPr>
-        <w:spacing w:after="0" w:before="0"/>
-      </w:pPr>
-      <w:r>
-        <w:rPr>
-          <w:b w:val="0"/>
-          <w:sz w:val="22"/>
-        </w:rPr>
-        <w:t>(a) call for medical assistance</w:t>
-      </w:r>
-    </w:p>
-    <w:p>
-      <w:pPr>
-        <w:spacing w:after="0" w:before="0"/>
-      </w:pPr>
-      <w:r>
-        <w:rPr>
-          <w:b w:val="0"/>
-          <w:sz w:val="22"/>
-        </w:rPr>
-        <w:t>(b) apply pressure to the wound</w:t>
-      </w:r>
-    </w:p>
-    <w:p>
-      <w:pPr>
-        <w:spacing w:after="0" w:before="0"/>
-      </w:pPr>
-      <w:r>
-        <w:rPr>
-          <w:b w:val="0"/>
-          <w:sz w:val="22"/>
-        </w:rPr>
-        <w:t>(c) put a dressing over the wound</w:t>
-      </w:r>
-    </w:p>
-    <w:p>
-      <w:pPr>
-        <w:spacing w:after="0" w:before="0"/>
-      </w:pPr>
-      <w:r>
-        <w:rPr>
-          <w:b w:val="0"/>
-          <w:sz w:val="22"/>
-        </w:rPr>
-        <w:t>(d) cover it with a pad of soft material</w:t>
-      </w:r>
-    </w:p>
-    <w:p>
-      <w:pPr>
-        <w:spacing w:after="0" w:before="40"/>
-      </w:pPr>
-      <w:r>
-        <w:rPr>
-          <w:b/>
-          <w:sz w:val="22"/>
-        </w:rPr>
-        <w:t>Answer: b</w:t>
-      </w:r>
-    </w:p>
-    <w:p>
-      <w:pPr>
-        <w:spacing w:after="0" w:before="0"/>
-      </w:pPr>
-      <w:r>
-        <w:rPr>
-          <w:b w:val="0"/>
-          <w:sz w:val="21"/>
-        </w:rPr>
-        <w:t>Solution: The immediate action in severe bleeding is to apply firm direct pressure over the wound.</w:t>
-      </w:r>
-    </w:p>
-    <w:p>
-      <w:pPr>
-        <w:spacing w:after="0" w:before="0"/>
-      </w:pPr>
-      <w:r>
-        <w:rPr>
-          <w:b w:val="0"/>
-          <w:sz w:val="20"/>
-        </w:rPr>
-        <w:t>Positive Marks: 1</w:t>
-      </w:r>
-    </w:p>
-    <w:p>
-      <w:pPr>
-        <w:spacing w:after="160" w:before="0"/>
-      </w:pPr>
-      <w:r>
-        <w:rPr>
-          <w:b w:val="0"/>
-          <w:sz w:val="20"/>
-        </w:rPr>
-        <w:t>Negative Marks: 0.25</w:t>
-      </w:r>
-    </w:p>
-    <w:p>
-      <w:pPr>
-        <w:spacing w:after="20" w:before="120"/>
-      </w:pPr>
-      <w:r>
-        <w:rPr>
-          <w:b/>
-          <w:sz w:val="22"/>
-        </w:rPr>
-        <w:t>Question: Oxytocin hormone synthesized in the hypothalamus is primarily responsible for</w:t>
-      </w:r>
-    </w:p>
-    <w:p>
-      <w:pPr>
-        <w:spacing w:after="0" w:before="0"/>
-      </w:pPr>
-      <w:r>
-        <w:rPr>
-          <w:b w:val="0"/>
-          <w:sz w:val="22"/>
-        </w:rPr>
-        <w:t>(a) Motor skill development</w:t>
-      </w:r>
-    </w:p>
-    <w:p>
-      <w:pPr>
-        <w:spacing w:after="0" w:before="0"/>
-      </w:pPr>
-      <w:r>
-        <w:rPr>
-          <w:b w:val="0"/>
-          <w:sz w:val="22"/>
-        </w:rPr>
-        <w:t>(b) Uterine contractions during childbirth and milk ejection (let-down reflex)</w:t>
-      </w:r>
-    </w:p>
-    <w:p>
-      <w:pPr>
-        <w:spacing w:after="0" w:before="0"/>
-      </w:pPr>
-      <w:r>
-        <w:rPr>
-          <w:b w:val="0"/>
-          <w:sz w:val="22"/>
-        </w:rPr>
-        <w:t>(c) Growth and intelligence</w:t>
-      </w:r>
-    </w:p>
-    <w:p>
-      <w:pPr>
-        <w:spacing w:after="0" w:before="0"/>
-      </w:pPr>
-      <w:r>
-        <w:rPr>
-          <w:b w:val="0"/>
-          <w:sz w:val="22"/>
-        </w:rPr>
-        <w:t>(d) Blood pressure regulation</w:t>
-      </w:r>
-    </w:p>
-    <w:p>
-      <w:pPr>
-        <w:spacing w:after="0" w:before="40"/>
-      </w:pPr>
-      <w:r>
-        <w:rPr>
-          <w:b/>
-          <w:sz w:val="22"/>
-        </w:rPr>
-        <w:t>Answer: b</w:t>
-      </w:r>
-    </w:p>
-    <w:p>
-      <w:pPr>
-        <w:spacing w:after="0" w:before="0"/>
-      </w:pPr>
-      <w:r>
-        <w:rPr>
-          <w:b w:val="0"/>
-          <w:sz w:val="21"/>
-        </w:rPr>
-        <w:t>Solution: Oxytocin stimulates smooth muscle contractions of the myometrium during labor and myoepithelial cells of mammary glands for milk ejection.</w:t>
-      </w:r>
-    </w:p>
-    <w:p>
-      <w:pPr>
-        <w:spacing w:after="0" w:before="0"/>
-      </w:pPr>
-      <w:r>
-        <w:rPr>
-          <w:b w:val="0"/>
-          <w:sz w:val="20"/>
-        </w:rPr>
-        <w:t>Positive Marks: 1</w:t>
-      </w:r>
-    </w:p>
-    <w:p>
-      <w:pPr>
-        <w:spacing w:after="160" w:before="0"/>
-      </w:pPr>
-      <w:r>
-        <w:rPr>
-          <w:b w:val="0"/>
-          <w:sz w:val="20"/>
-        </w:rPr>
-        <w:t>Negative Marks: 0.25</w:t>
-      </w:r>
-    </w:p>
-    <w:p>
-      <w:pPr>
-        <w:spacing w:after="20" w:before="120"/>
-      </w:pPr>
-      <w:r>
-        <w:rPr>
-          <w:b/>
-          <w:sz w:val="22"/>
-        </w:rPr>
-        <w:t>Question: The nurse enters the room and finds a client clutching the chest, dyspneic and diaphoretic after an acute myocardial infarction. What should the nurse do FIRST?</w:t>
-      </w:r>
-    </w:p>
-    <w:p>
-      <w:pPr>
-        <w:spacing w:after="0" w:before="0"/>
-      </w:pPr>
-      <w:r>
-        <w:rPr>
-          <w:b w:val="0"/>
-          <w:sz w:val="22"/>
-        </w:rPr>
-        <w:t>(a) Administer sublingual nitroglycerin</w:t>
-      </w:r>
-    </w:p>
-    <w:p>
-      <w:pPr>
-        <w:spacing w:after="0" w:before="0"/>
-      </w:pPr>
-      <w:r>
-        <w:rPr>
-          <w:b w:val="0"/>
-          <w:sz w:val="22"/>
-        </w:rPr>
-        <w:t>(b) Assess the client's airway, breathing and circulation</w:t>
-      </w:r>
-    </w:p>
-    <w:p>
-      <w:pPr>
-        <w:spacing w:after="0" w:before="0"/>
-      </w:pPr>
-      <w:r>
-        <w:rPr>
-          <w:b w:val="0"/>
-          <w:sz w:val="22"/>
-        </w:rPr>
-        <w:t>(c) Obtain a stat 12-lead ECG</w:t>
-      </w:r>
-    </w:p>
-    <w:p>
-      <w:pPr>
-        <w:spacing w:after="0" w:before="0"/>
-      </w:pPr>
-      <w:r>
-        <w:rPr>
-          <w:b w:val="0"/>
-          <w:sz w:val="22"/>
-        </w:rPr>
-        <w:t>(d) Notify the health care provider</w:t>
-      </w:r>
-    </w:p>
-    <w:p>
-      <w:pPr>
-        <w:spacing w:after="0" w:before="40"/>
-      </w:pPr>
-      <w:r>
-        <w:rPr>
-          <w:b/>
-          <w:sz w:val="22"/>
-        </w:rPr>
-        <w:t>Answer: b</w:t>
-      </w:r>
-    </w:p>
-    <w:p>
-      <w:pPr>
-        <w:spacing w:after="0" w:before="0"/>
-      </w:pPr>
-      <w:r>
-        <w:rPr>
-          <w:b w:val="0"/>
-          <w:sz w:val="21"/>
-        </w:rPr>
-        <w:t>Solution: The nurse must always use the ABC (airway, breathing, circulation) priority framework; assessment precedes any intervention, however urgent it appears.</w:t>
-      </w:r>
-    </w:p>
-    <w:p>
-      <w:pPr>
-        <w:spacing w:after="0" w:before="0"/>
-      </w:pPr>
-      <w:r>
-        <w:rPr>
-          <w:b w:val="0"/>
-          <w:sz w:val="20"/>
-        </w:rPr>
-        <w:t>Positive Marks: 1</w:t>
-      </w:r>
-    </w:p>
-    <w:p>
-      <w:pPr>
-        <w:spacing w:after="160" w:before="0"/>
-      </w:pPr>
-      <w:r>
-        <w:rPr>
-          <w:b w:val="0"/>
-          <w:sz w:val="20"/>
-        </w:rPr>
-        <w:t>Negative Marks: 0.25</w:t>
-      </w:r>
-    </w:p>
-    <w:p>
-      <w:pPr>
-        <w:spacing w:after="20" w:before="120"/>
-      </w:pPr>
-      <w:r>
-        <w:rPr>
-          <w:b/>
-          <w:sz w:val="22"/>
-        </w:rPr>
-        <w:t>Question: Which is a most leading cause of under 5 children infection in worldwide?</w:t>
-      </w:r>
-    </w:p>
-    <w:p>
-      <w:pPr>
-        <w:spacing w:after="0" w:before="0"/>
-      </w:pPr>
-      <w:r>
-        <w:rPr>
-          <w:b w:val="0"/>
-          <w:sz w:val="22"/>
-        </w:rPr>
-        <w:t>(a) Pneumonia</w:t>
-      </w:r>
-    </w:p>
-    <w:p>
-      <w:pPr>
-        <w:spacing w:after="0" w:before="0"/>
-      </w:pPr>
-      <w:r>
-        <w:rPr>
-          <w:b w:val="0"/>
-          <w:sz w:val="22"/>
-        </w:rPr>
-        <w:t>(b) Birthasphyxia</w:t>
-      </w:r>
-    </w:p>
-    <w:p>
-      <w:pPr>
-        <w:spacing w:after="0" w:before="0"/>
-      </w:pPr>
-      <w:r>
-        <w:rPr>
-          <w:b w:val="0"/>
-          <w:sz w:val="22"/>
-        </w:rPr>
-        <w:t>(c) URTI</w:t>
-      </w:r>
-    </w:p>
-    <w:p>
-      <w:pPr>
-        <w:spacing w:after="0" w:before="0"/>
-      </w:pPr>
-      <w:r>
-        <w:rPr>
-          <w:b w:val="0"/>
-          <w:sz w:val="22"/>
-        </w:rPr>
-        <w:t>(d) Diarrhoea</w:t>
-      </w:r>
-    </w:p>
-    <w:p>
-      <w:pPr>
-        <w:spacing w:after="0" w:before="40"/>
-      </w:pPr>
-      <w:r>
-        <w:rPr>
-          <w:b/>
-          <w:sz w:val="22"/>
-        </w:rPr>
-        <w:t>Answer: a</w:t>
-      </w:r>
-    </w:p>
-    <w:p>
-      <w:pPr>
-        <w:spacing w:after="0" w:before="0"/>
-      </w:pPr>
-      <w:r>
-        <w:rPr>
-          <w:b w:val="0"/>
-          <w:sz w:val="21"/>
-        </w:rPr>
-        <w:t>Solution: Pneumonia is the leading infectious cause of death in children under 5 years worldwide, accounting for about 14% of all deaths in this age group.</w:t>
-      </w:r>
-    </w:p>
-    <w:p>
-      <w:pPr>
-        <w:spacing w:after="0" w:before="0"/>
-      </w:pPr>
-      <w:r>
-        <w:rPr>
-          <w:b w:val="0"/>
-          <w:sz w:val="20"/>
-        </w:rPr>
-        <w:t>Positive Marks: 1</w:t>
-      </w:r>
-    </w:p>
-    <w:p>
-      <w:pPr>
-        <w:spacing w:after="160" w:before="0"/>
-      </w:pPr>
-      <w:r>
-        <w:rPr>
-          <w:b w:val="0"/>
-          <w:sz w:val="20"/>
-        </w:rPr>
-        <w:t>Negative Marks: 0.25</w:t>
-      </w:r>
-    </w:p>
-    <w:p>
-      <w:pPr>
-        <w:spacing w:after="20" w:before="120"/>
-      </w:pPr>
-      <w:r>
-        <w:rPr>
-          <w:b/>
-          <w:sz w:val="22"/>
-        </w:rPr>
-        <w:t>Question: In the emergency department, during CPR of a neonate, the on-duty nurse is unable to access a venous site. What is the priority next action?</w:t>
-      </w:r>
-    </w:p>
-    <w:p>
-      <w:pPr>
-        <w:spacing w:after="0" w:before="0"/>
-      </w:pPr>
-      <w:r>
-        <w:rPr>
-          <w:b w:val="0"/>
-          <w:sz w:val="22"/>
-        </w:rPr>
-        <w:t>(a) Plan for a central line</w:t>
-      </w:r>
-    </w:p>
-    <w:p>
-      <w:pPr>
-        <w:spacing w:after="0" w:before="0"/>
-      </w:pPr>
-      <w:r>
-        <w:rPr>
-          <w:b w:val="0"/>
-          <w:sz w:val="22"/>
-        </w:rPr>
-        <w:t>(b) Direct injection into an artery</w:t>
-      </w:r>
-    </w:p>
-    <w:p>
-      <w:pPr>
-        <w:spacing w:after="0" w:before="0"/>
-      </w:pPr>
-      <w:r>
-        <w:rPr>
-          <w:b w:val="0"/>
-          <w:sz w:val="22"/>
-        </w:rPr>
-        <w:t>(c) Direct injection into the intraosseous space of the tibia</w:t>
-      </w:r>
-    </w:p>
-    <w:p>
-      <w:pPr>
-        <w:spacing w:after="0" w:before="0"/>
-      </w:pPr>
-      <w:r>
-        <w:rPr>
-          <w:b w:val="0"/>
-          <w:sz w:val="22"/>
-        </w:rPr>
-        <w:t>(d) Cut down and inject directly</w:t>
-      </w:r>
-    </w:p>
-    <w:p>
-      <w:pPr>
-        <w:spacing w:after="0" w:before="40"/>
-      </w:pPr>
-      <w:r>
-        <w:rPr>
-          <w:b/>
-          <w:sz w:val="22"/>
-        </w:rPr>
-        <w:t>Answer: c</w:t>
-      </w:r>
-    </w:p>
-    <w:p>
-      <w:pPr>
-        <w:spacing w:after="0" w:before="0"/>
-      </w:pPr>
-      <w:r>
-        <w:rPr>
-          <w:b w:val="0"/>
-          <w:sz w:val="21"/>
-        </w:rPr>
-        <w:t>Solution: If venous access cannot be established within 90 seconds (3 attempts) during neonatal resuscitation, intraosseous (IO) access is the preferred alternative route for drugs and fluids.</w:t>
-      </w:r>
-    </w:p>
-    <w:p>
-      <w:pPr>
-        <w:spacing w:after="0" w:before="0"/>
-      </w:pPr>
-      <w:r>
-        <w:rPr>
-          <w:b w:val="0"/>
-          <w:sz w:val="20"/>
-        </w:rPr>
-        <w:t>Positive Marks: 1</w:t>
-      </w:r>
-    </w:p>
-    <w:p>
-      <w:pPr>
-        <w:spacing w:after="160" w:before="0"/>
-      </w:pPr>
-      <w:r>
-        <w:rPr>
-          <w:b w:val="0"/>
-          <w:sz w:val="20"/>
-        </w:rPr>
-        <w:t>Negative Marks: 0.25</w:t>
-      </w:r>
-    </w:p>
-    <w:p>
-      <w:pPr>
-        <w:spacing w:after="20" w:before="120"/>
-      </w:pPr>
-      <w:r>
-        <w:rPr>
-          <w:b/>
-          <w:sz w:val="22"/>
-        </w:rPr>
-        <w:t>Question: Covid face shield is sterilized by?</w:t>
-      </w:r>
-    </w:p>
-    <w:p>
-      <w:pPr>
-        <w:spacing w:after="0" w:before="0"/>
-      </w:pPr>
-      <w:r>
-        <w:rPr>
-          <w:b w:val="0"/>
-          <w:sz w:val="22"/>
-        </w:rPr>
-        <w:t>(a) Formalin</w:t>
-      </w:r>
-    </w:p>
-    <w:p>
-      <w:pPr>
-        <w:spacing w:after="0" w:before="0"/>
-      </w:pPr>
-      <w:r>
-        <w:rPr>
-          <w:b w:val="0"/>
-          <w:sz w:val="22"/>
-        </w:rPr>
-        <w:t>(b) Sodium Hypochlorite</w:t>
-      </w:r>
-    </w:p>
-    <w:p>
-      <w:pPr>
-        <w:spacing w:after="0" w:before="0"/>
-      </w:pPr>
-      <w:r>
-        <w:rPr>
-          <w:b w:val="0"/>
-          <w:sz w:val="22"/>
-        </w:rPr>
-        <w:t>(c) Cidex</w:t>
-      </w:r>
-    </w:p>
-    <w:p>
-      <w:pPr>
-        <w:spacing w:after="0" w:before="0"/>
-      </w:pPr>
-      <w:r>
-        <w:rPr>
-          <w:b w:val="0"/>
-          <w:sz w:val="22"/>
-        </w:rPr>
-        <w:t>(d) H202</w:t>
-      </w:r>
-    </w:p>
-    <w:p>
-      <w:pPr>
-        <w:spacing w:after="0" w:before="40"/>
-      </w:pPr>
-      <w:r>
-        <w:rPr>
-          <w:b/>
-          <w:sz w:val="22"/>
-        </w:rPr>
-        <w:t>Answer: b</w:t>
-      </w:r>
-    </w:p>
-    <w:p>
-      <w:pPr>
-        <w:spacing w:after="0" w:before="0"/>
-      </w:pPr>
-      <w:r>
-        <w:rPr>
-          <w:b w:val="0"/>
-          <w:sz w:val="21"/>
-        </w:rPr>
-        <w:t>Solution: Face shields used to protect against COVID-19 can be sterilized using sodium hypochlorite. Sodium hypochlorite is a commonly used disinfectant that is effective against a wide range of pathogens, including the virus that causes COVID-19. his may include wearing gloves and protective clothing, diluting the sodium hypochlorite to the appropriate concentration, and allowing enough contact time for the disinfectant to be effective</w:t>
-      </w:r>
-    </w:p>
-    <w:p>
-      <w:pPr>
-        <w:spacing w:after="0" w:before="0"/>
-      </w:pPr>
-      <w:r>
-        <w:rPr>
-          <w:b w:val="0"/>
-          <w:sz w:val="20"/>
-        </w:rPr>
-        <w:t>Positive Marks: 1</w:t>
-      </w:r>
-    </w:p>
-    <w:p>
-      <w:pPr>
-        <w:spacing w:after="160" w:before="0"/>
-      </w:pPr>
-      <w:r>
-        <w:rPr>
-          <w:b w:val="0"/>
-          <w:sz w:val="20"/>
-        </w:rPr>
-        <w:t>Negative Marks: 0.25</w:t>
-      </w:r>
-    </w:p>
-    <w:p>
-      <w:pPr>
-        <w:spacing w:after="20" w:before="120"/>
-      </w:pPr>
-      <w:r>
-        <w:rPr>
-          <w:b/>
-          <w:sz w:val="22"/>
-        </w:rPr>
-        <w:t>Question: A client on DOTS therapy for tuberculosis reports orange-red discoloration of urine. What should the nurse explain?</w:t>
-      </w:r>
-    </w:p>
-    <w:p>
-      <w:pPr>
-        <w:spacing w:after="0" w:before="0"/>
-      </w:pPr>
-      <w:r>
-        <w:rPr>
-          <w:b w:val="0"/>
-          <w:sz w:val="22"/>
-        </w:rPr>
-        <w:t>(a) It indicates liver damage</w:t>
-      </w:r>
-    </w:p>
-    <w:p>
-      <w:pPr>
-        <w:spacing w:after="0" w:before="0"/>
-      </w:pPr>
-      <w:r>
-        <w:rPr>
-          <w:b w:val="0"/>
-          <w:sz w:val="22"/>
-        </w:rPr>
-        <w:t>(b) The client needs a higher dose</w:t>
-      </w:r>
-    </w:p>
-    <w:p>
-      <w:pPr>
-        <w:spacing w:after="0" w:before="0"/>
-      </w:pPr>
-      <w:r>
-        <w:rPr>
-          <w:b w:val="0"/>
-          <w:sz w:val="22"/>
-        </w:rPr>
-        <w:t>(c) The drug must be stopped immediately</w:t>
-      </w:r>
-    </w:p>
-    <w:p>
-      <w:pPr>
-        <w:spacing w:after="0" w:before="0"/>
-      </w:pPr>
-      <w:r>
-        <w:rPr>
-          <w:b w:val="0"/>
-          <w:sz w:val="22"/>
-        </w:rPr>
-        <w:t>(d) It is a harmless side effect of rifampicin and therapy must continue</w:t>
-      </w:r>
-    </w:p>
-    <w:p>
-      <w:pPr>
-        <w:spacing w:after="0" w:before="40"/>
-      </w:pPr>
-      <w:r>
-        <w:rPr>
-          <w:b/>
-          <w:sz w:val="22"/>
-        </w:rPr>
-        <w:t>Answer: d</w:t>
-      </w:r>
-    </w:p>
-    <w:p>
-      <w:pPr>
-        <w:spacing w:after="0" w:before="0"/>
-      </w:pPr>
-      <w:r>
-        <w:rPr>
-          <w:b w:val="0"/>
-          <w:sz w:val="21"/>
-        </w:rPr>
-        <w:t>Solution: Rifampicin harmlessly turns urine (and tears/sweat) orange-red; the client is reassured and adherence continues. Jaundice or hepatitis symptoms, however, require evaluation.</w:t>
-      </w:r>
-    </w:p>
-    <w:p>
-      <w:pPr>
-        <w:spacing w:after="0" w:before="0"/>
-      </w:pPr>
-      <w:r>
-        <w:rPr>
-          <w:b w:val="0"/>
-          <w:sz w:val="20"/>
-        </w:rPr>
-        <w:t>Positive Marks: 1</w:t>
-      </w:r>
-    </w:p>
-    <w:p>
-      <w:pPr>
-        <w:spacing w:after="160" w:before="0"/>
-      </w:pPr>
-      <w:r>
-        <w:rPr>
-          <w:b w:val="0"/>
-          <w:sz w:val="20"/>
-        </w:rPr>
-        <w:t>Negative Marks: 0.25</w:t>
-      </w:r>
-    </w:p>
-    <w:p>
-      <w:pPr>
-        <w:spacing w:after="20" w:before="120"/>
-      </w:pPr>
-      <w:r>
-        <w:rPr>
-          <w:b/>
-          <w:sz w:val="22"/>
-        </w:rPr>
-        <w:t>Question: Which among the follwing is added with ORS to Control diarrhea?</w:t>
-      </w:r>
-    </w:p>
-    <w:p>
-      <w:pPr>
-        <w:spacing w:after="0" w:before="0"/>
-      </w:pPr>
-      <w:r>
-        <w:rPr>
-          <w:b w:val="0"/>
-          <w:sz w:val="22"/>
-        </w:rPr>
-        <w:t>(a) Potassium</w:t>
-      </w:r>
-    </w:p>
-    <w:p>
-      <w:pPr>
-        <w:spacing w:after="0" w:before="0"/>
-      </w:pPr>
-      <w:r>
-        <w:rPr>
-          <w:b w:val="0"/>
-          <w:sz w:val="22"/>
-        </w:rPr>
-        <w:t>(b) Zinc</w:t>
-      </w:r>
-    </w:p>
-    <w:p>
-      <w:pPr>
-        <w:spacing w:after="0" w:before="0"/>
-      </w:pPr>
-      <w:r>
-        <w:rPr>
-          <w:b w:val="0"/>
-          <w:sz w:val="22"/>
-        </w:rPr>
-        <w:t>(c) Copper</w:t>
-      </w:r>
-    </w:p>
-    <w:p>
-      <w:pPr>
-        <w:spacing w:after="0" w:before="0"/>
-      </w:pPr>
-      <w:r>
-        <w:rPr>
-          <w:b w:val="0"/>
-          <w:sz w:val="22"/>
-        </w:rPr>
-        <w:t>(d) Calcium</w:t>
-      </w:r>
-    </w:p>
-    <w:p>
-      <w:pPr>
-        <w:spacing w:after="0" w:before="40"/>
-      </w:pPr>
-      <w:r>
-        <w:rPr>
-          <w:b/>
-          <w:sz w:val="22"/>
-        </w:rPr>
-        <w:t>Answer: b</w:t>
-      </w:r>
-    </w:p>
-    <w:p>
-      <w:pPr>
-        <w:spacing w:after="0" w:before="0"/>
-      </w:pPr>
-      <w:r>
-        <w:rPr>
-          <w:b w:val="0"/>
-          <w:sz w:val="21"/>
-        </w:rPr>
-        <w:t>Solution: Zinc is added to ORS (Oral Rehydration Solution) to help control diarrhea. ORS is a solution containing a specific balance of electrolytes and glucose that is used to treat dehydration caused by diarrhea. Zinc supplementation in ORS has been found to be effective in reducing the duration and severity of diarrhea in children. Zinc plays a crucial role in the normal functioning of the immune system and helps maintain the integrity of the intestinal mucosa. It also has direct antiviral and antibacterial effects. Therefore, adding zinc to ORS can enhance its effectiveness in managing diarrhea.</w:t>
-      </w:r>
-    </w:p>
-    <w:p>
-      <w:pPr>
-        <w:spacing w:after="0" w:before="0"/>
-      </w:pPr>
-      <w:r>
-        <w:rPr>
-          <w:b w:val="0"/>
-          <w:sz w:val="20"/>
-        </w:rPr>
-        <w:t>Positive Marks: 1</w:t>
-      </w:r>
-    </w:p>
-    <w:p>
-      <w:pPr>
-        <w:spacing w:after="160" w:before="0"/>
-      </w:pPr>
-      <w:r>
-        <w:rPr>
-          <w:b w:val="0"/>
-          <w:sz w:val="20"/>
-        </w:rPr>
-        <w:t>Negative Marks: 0.25</w:t>
-      </w:r>
-    </w:p>
-    <w:p>
-      <w:pPr>
-        <w:spacing w:after="20" w:before="120"/>
-      </w:pPr>
-      <w:r>
-        <w:rPr>
-          <w:b/>
-          <w:sz w:val="22"/>
-        </w:rPr>
-        <w:t>Question: Before suturing at the end of an open abdominal surgery, what is the mandatory priority action for the scrub nurse?</w:t>
-      </w:r>
-    </w:p>
-    <w:p>
-      <w:pPr>
-        <w:spacing w:after="0" w:before="0"/>
-      </w:pPr>
-      <w:r>
-        <w:rPr>
-          <w:b w:val="0"/>
-          <w:sz w:val="22"/>
-        </w:rPr>
-        <w:t>(a) Clean instruments</w:t>
-      </w:r>
-    </w:p>
-    <w:p>
-      <w:pPr>
-        <w:spacing w:after="0" w:before="0"/>
-      </w:pPr>
-      <w:r>
-        <w:rPr>
-          <w:b w:val="0"/>
-          <w:sz w:val="22"/>
-        </w:rPr>
-        <w:t>(b) Disinfection of OT room</w:t>
-      </w:r>
-    </w:p>
-    <w:p>
-      <w:pPr>
-        <w:spacing w:after="0" w:before="0"/>
-      </w:pPr>
-      <w:r>
-        <w:rPr>
-          <w:b w:val="0"/>
-          <w:sz w:val="22"/>
-        </w:rPr>
-        <w:t>(c) Change surgical gown</w:t>
-      </w:r>
-    </w:p>
-    <w:p>
-      <w:pPr>
-        <w:spacing w:after="0" w:before="0"/>
-      </w:pPr>
-      <w:r>
-        <w:rPr>
-          <w:b w:val="0"/>
-          <w:sz w:val="22"/>
-        </w:rPr>
-        <w:t>(d) Perform complete sponge, needle, and instrument count with circulator</w:t>
-      </w:r>
-    </w:p>
-    <w:p>
-      <w:pPr>
-        <w:spacing w:after="0" w:before="40"/>
-      </w:pPr>
-      <w:r>
-        <w:rPr>
-          <w:b/>
-          <w:sz w:val="22"/>
-        </w:rPr>
-        <w:t>Answer: d</w:t>
-      </w:r>
-    </w:p>
-    <w:p>
-      <w:pPr>
-        <w:spacing w:after="0" w:before="0"/>
-      </w:pPr>
-      <w:r>
-        <w:rPr>
-          <w:b w:val="0"/>
-          <w:sz w:val="21"/>
-        </w:rPr>
-        <w:t>Solution: A dual, verified count of surgical sponges, needles, and instruments before peritoneal closure is mandatory to prevent retained surgical items (gossypiboma).</w:t>
-      </w:r>
-    </w:p>
-    <w:p>
-      <w:pPr>
-        <w:spacing w:after="0" w:before="0"/>
-      </w:pPr>
-      <w:r>
-        <w:rPr>
-          <w:b w:val="0"/>
-          <w:sz w:val="20"/>
-        </w:rPr>
-        <w:t>Positive Marks: 1</w:t>
-      </w:r>
-    </w:p>
-    <w:p>
-      <w:pPr>
-        <w:spacing w:after="160" w:before="0"/>
-      </w:pPr>
-      <w:r>
-        <w:rPr>
-          <w:b w:val="0"/>
-          <w:sz w:val="20"/>
-        </w:rPr>
-        <w:t>Negative Marks: 0.25</w:t>
-      </w:r>
-    </w:p>
-    <w:p>
-      <w:pPr>
-        <w:spacing w:after="20" w:before="120"/>
-      </w:pPr>
-      <w:r>
-        <w:rPr>
-          <w:b/>
-          <w:sz w:val="22"/>
-        </w:rPr>
-        <w:t>Question: The most appropriate site for checking capillary refill time is:</w:t>
-      </w:r>
-    </w:p>
-    <w:p>
-      <w:pPr>
-        <w:spacing w:after="0" w:before="0"/>
-      </w:pPr>
-      <w:r>
-        <w:rPr>
-          <w:b w:val="0"/>
-          <w:sz w:val="22"/>
-        </w:rPr>
-        <w:t>(a) Fingernail bed</w:t>
-      </w:r>
-    </w:p>
-    <w:p>
-      <w:pPr>
-        <w:spacing w:after="0" w:before="0"/>
-      </w:pPr>
-      <w:r>
-        <w:rPr>
-          <w:b w:val="0"/>
-          <w:sz w:val="22"/>
-        </w:rPr>
-        <w:t>(b) Earlobe</w:t>
-      </w:r>
-    </w:p>
-    <w:p>
-      <w:pPr>
-        <w:spacing w:after="0" w:before="0"/>
-      </w:pPr>
-      <w:r>
-        <w:rPr>
-          <w:b w:val="0"/>
-          <w:sz w:val="22"/>
-        </w:rPr>
-        <w:t>(c) Sternum</w:t>
-      </w:r>
-    </w:p>
-    <w:p>
-      <w:pPr>
-        <w:spacing w:after="0" w:before="0"/>
-      </w:pPr>
-      <w:r>
-        <w:rPr>
-          <w:b w:val="0"/>
-          <w:sz w:val="22"/>
-        </w:rPr>
-        <w:t>(d) Forehead</w:t>
-      </w:r>
-    </w:p>
-    <w:p>
-      <w:pPr>
-        <w:spacing w:after="0" w:before="40"/>
-      </w:pPr>
-      <w:r>
-        <w:rPr>
-          <w:b/>
-          <w:sz w:val="22"/>
-        </w:rPr>
-        <w:t>Answer: a</w:t>
-      </w:r>
-    </w:p>
-    <w:p>
-      <w:pPr>
-        <w:spacing w:after="0" w:before="0"/>
-      </w:pPr>
-      <w:r>
-        <w:rPr>
-          <w:b w:val="0"/>
-          <w:sz w:val="21"/>
-        </w:rPr>
-        <w:t>Solution: Capillary refill is checked by pressing the fingernail bed; normal refill is less than 3 seconds.</w:t>
-      </w:r>
-    </w:p>
-    <w:p>
-      <w:pPr>
-        <w:spacing w:after="0" w:before="0"/>
-      </w:pPr>
-      <w:r>
-        <w:rPr>
-          <w:b w:val="0"/>
-          <w:sz w:val="20"/>
-        </w:rPr>
-        <w:t>Positive Marks: 1</w:t>
-      </w:r>
-    </w:p>
-    <w:p>
-      <w:pPr>
-        <w:spacing w:after="160" w:before="0"/>
-      </w:pPr>
-      <w:r>
-        <w:rPr>
-          <w:b w:val="0"/>
-          <w:sz w:val="20"/>
-        </w:rPr>
-        <w:t>Negative Marks: 0.25</w:t>
-      </w:r>
-    </w:p>
-    <w:p>
-      <w:pPr>
-        <w:spacing w:after="20" w:before="120"/>
-      </w:pPr>
-      <w:r>
-        <w:rPr>
-          <w:b/>
-          <w:sz w:val="22"/>
-        </w:rPr>
-        <w:t>Question: After surgery, why is an abdominal binder applied?</w:t>
-      </w:r>
-    </w:p>
-    <w:p>
-      <w:pPr>
-        <w:spacing w:after="0" w:before="0"/>
-      </w:pPr>
-      <w:r>
-        <w:rPr>
-          <w:b w:val="0"/>
-          <w:sz w:val="22"/>
-        </w:rPr>
-        <w:t>(a) To prevent surgical incision site pressure</w:t>
-      </w:r>
-    </w:p>
-    <w:p>
-      <w:pPr>
-        <w:spacing w:after="0" w:before="0"/>
-      </w:pPr>
-      <w:r>
-        <w:rPr>
-          <w:b w:val="0"/>
-          <w:sz w:val="22"/>
-        </w:rPr>
-        <w:t>(b) To collect drainage</w:t>
-      </w:r>
-    </w:p>
-    <w:p>
-      <w:pPr>
-        <w:spacing w:after="0" w:before="0"/>
-      </w:pPr>
-      <w:r>
-        <w:rPr>
-          <w:b w:val="0"/>
-          <w:sz w:val="22"/>
-        </w:rPr>
-        <w:t>(c) Prevent abdominal wall dehiscence</w:t>
-      </w:r>
-    </w:p>
-    <w:p>
-      <w:pPr>
-        <w:spacing w:after="0" w:before="0"/>
-      </w:pPr>
-      <w:r>
-        <w:rPr>
-          <w:b w:val="0"/>
-          <w:sz w:val="22"/>
-        </w:rPr>
-        <w:t>(d) Abdominal swelling</w:t>
-      </w:r>
-    </w:p>
-    <w:p>
-      <w:pPr>
-        <w:spacing w:after="0" w:before="40"/>
-      </w:pPr>
-      <w:r>
-        <w:rPr>
-          <w:b/>
-          <w:sz w:val="22"/>
-        </w:rPr>
-        <w:t>Answer: c</w:t>
-      </w:r>
-    </w:p>
-    <w:p>
-      <w:pPr>
-        <w:spacing w:after="0" w:before="0"/>
-      </w:pPr>
-      <w:r>
-        <w:rPr>
-          <w:b w:val="0"/>
-          <w:sz w:val="21"/>
-        </w:rPr>
-        <w:t>Solution: An abdominal binder is applied after surgery to prevent abdominal wall dehiscence. Abdominal wall dehiscence refers to the separation or opening of the layers of the surgical incision in the abdominal wall. An abdominal binder is a supportive garment that applies gentle pressure to the surgical site, providing external support and compression. This helps to reduce tension on the incision, improve wound healing, and minimize the risk of dehiscence. Additionally, an abdominal binder can provide comfort, reduce pain, and promote proper posture and mobility during the postoperative recovery period.</w:t>
-      </w:r>
-    </w:p>
-    <w:p>
-      <w:pPr>
-        <w:spacing w:after="0" w:before="0"/>
-      </w:pPr>
-      <w:r>
-        <w:rPr>
-          <w:b w:val="0"/>
-          <w:sz w:val="20"/>
-        </w:rPr>
-        <w:t>Positive Marks: 1</w:t>
-      </w:r>
-    </w:p>
-    <w:p>
-      <w:pPr>
-        <w:spacing w:after="160" w:before="0"/>
-      </w:pPr>
-      <w:r>
-        <w:rPr>
-          <w:b w:val="0"/>
-          <w:sz w:val="20"/>
-        </w:rPr>
-        <w:t>Negative Marks: 0.25</w:t>
-      </w:r>
-    </w:p>
-    <w:p>
-      <w:pPr>
-        <w:spacing w:after="20" w:before="120"/>
-      </w:pPr>
-      <w:r>
-        <w:rPr>
-          <w:b/>
-          <w:sz w:val="22"/>
-        </w:rPr>
-        <w:t>Question: Which finding in a client receiving a blood transfusion requires the nurse to STOP the transfusion immediately?</w:t>
-      </w:r>
-    </w:p>
-    <w:p>
-      <w:pPr>
-        <w:spacing w:after="0" w:before="0"/>
-      </w:pPr>
-      <w:r>
-        <w:rPr>
-          <w:b w:val="0"/>
-          <w:sz w:val="22"/>
-        </w:rPr>
-        <w:t>(a) Temperature 38.9°C with chills and low back pain</w:t>
-      </w:r>
-    </w:p>
-    <w:p>
-      <w:pPr>
-        <w:spacing w:after="0" w:before="0"/>
-      </w:pPr>
-      <w:r>
-        <w:rPr>
-          <w:b w:val="0"/>
-          <w:sz w:val="22"/>
-        </w:rPr>
-        <w:t>(b) Heart rate increase of 6 beats/min</w:t>
-      </w:r>
-    </w:p>
-    <w:p>
-      <w:pPr>
-        <w:spacing w:after="0" w:before="0"/>
-      </w:pPr>
-      <w:r>
-        <w:rPr>
-          <w:b w:val="0"/>
-          <w:sz w:val="22"/>
-        </w:rPr>
-        <w:t>(c) Mild headache</w:t>
-      </w:r>
-    </w:p>
-    <w:p>
-      <w:pPr>
-        <w:spacing w:after="0" w:before="0"/>
-      </w:pPr>
-      <w:r>
-        <w:rPr>
-          <w:b w:val="0"/>
-          <w:sz w:val="22"/>
-        </w:rPr>
-        <w:t>(d) Slight redness around the IV site</w:t>
-      </w:r>
-    </w:p>
-    <w:p>
-      <w:pPr>
-        <w:spacing w:after="0" w:before="40"/>
-      </w:pPr>
-      <w:r>
-        <w:rPr>
-          <w:b/>
-          <w:sz w:val="22"/>
-        </w:rPr>
-        <w:t>Answer: a</w:t>
-      </w:r>
-    </w:p>
-    <w:p>
-      <w:pPr>
-        <w:spacing w:after="0" w:before="0"/>
-      </w:pPr>
-      <w:r>
-        <w:rPr>
-          <w:b w:val="0"/>
-          <w:sz w:val="21"/>
-        </w:rPr>
-        <w:t>Solution: Fever, chills and low back pain are the classic triad of a hemolytic transfusion reaction; the infusion must be stopped at once and the blood returned to the blood bank.</w:t>
-      </w:r>
-    </w:p>
-    <w:p>
-      <w:pPr>
-        <w:spacing w:after="0" w:before="0"/>
-      </w:pPr>
-      <w:r>
-        <w:rPr>
-          <w:b w:val="0"/>
-          <w:sz w:val="20"/>
-        </w:rPr>
-        <w:t>Positive Marks: 1</w:t>
-      </w:r>
-    </w:p>
-    <w:p>
-      <w:pPr>
-        <w:spacing w:after="160" w:before="0"/>
-      </w:pPr>
-      <w:r>
-        <w:rPr>
-          <w:b w:val="0"/>
-          <w:sz w:val="20"/>
-        </w:rPr>
-        <w:t>Negative Marks: 0.25</w:t>
-      </w:r>
-    </w:p>
-    <w:p>
-      <w:pPr>
-        <w:spacing w:after="20" w:before="120"/>
-      </w:pPr>
-      <w:r>
-        <w:rPr>
-          <w:b/>
-          <w:sz w:val="22"/>
-        </w:rPr>
-        <w:t>Question: Which of the following Immediate management to Restore BP and peripheral circulation in a client with multiple fracture and fluid loss would be</w:t>
-      </w:r>
-    </w:p>
-    <w:p>
-      <w:pPr>
-        <w:spacing w:after="0" w:before="0"/>
-      </w:pPr>
-      <w:r>
-        <w:rPr>
-          <w:b w:val="0"/>
-          <w:sz w:val="22"/>
-        </w:rPr>
-        <w:t>(a) NS infusion</w:t>
-      </w:r>
-    </w:p>
-    <w:p>
-      <w:pPr>
-        <w:spacing w:after="0" w:before="0"/>
-      </w:pPr>
-      <w:r>
-        <w:rPr>
-          <w:b w:val="0"/>
-          <w:sz w:val="22"/>
-        </w:rPr>
-        <w:t>(b) RL Infusion</w:t>
-      </w:r>
-    </w:p>
-    <w:p>
-      <w:pPr>
-        <w:spacing w:after="0" w:before="0"/>
-      </w:pPr>
-      <w:r>
-        <w:rPr>
-          <w:b w:val="0"/>
-          <w:sz w:val="22"/>
-        </w:rPr>
-        <w:t>(c) Blood transfusion</w:t>
-      </w:r>
-    </w:p>
-    <w:p>
-      <w:pPr>
-        <w:spacing w:after="0" w:before="0"/>
-      </w:pPr>
-      <w:r>
-        <w:rPr>
-          <w:b w:val="0"/>
-          <w:sz w:val="22"/>
-        </w:rPr>
-        <w:t>(d) Dextrose 5%</w:t>
-      </w:r>
-    </w:p>
-    <w:p>
-      <w:pPr>
-        <w:spacing w:after="0" w:before="40"/>
-      </w:pPr>
-      <w:r>
-        <w:rPr>
-          <w:b/>
-          <w:sz w:val="22"/>
-        </w:rPr>
-        <w:t>Answer: b</w:t>
-      </w:r>
-    </w:p>
-    <w:p>
-      <w:pPr>
-        <w:spacing w:after="0" w:before="0"/>
-      </w:pPr>
-      <w:r>
-        <w:rPr>
-          <w:b w:val="0"/>
-          <w:sz w:val="21"/>
-        </w:rPr>
-        <w:t>Solution: Ringer's lactate (RL) infusion is the immediate fluid to restore blood pressure and peripheral circulation in shock.</w:t>
-      </w:r>
-    </w:p>
-    <w:p>
-      <w:pPr>
-        <w:spacing w:after="0" w:before="0"/>
-      </w:pPr>
-      <w:r>
-        <w:rPr>
-          <w:b w:val="0"/>
-          <w:sz w:val="20"/>
-        </w:rPr>
-        <w:t>Positive Marks: 1</w:t>
-      </w:r>
-    </w:p>
-    <w:p>
-      <w:pPr>
-        <w:spacing w:after="160" w:before="0"/>
-      </w:pPr>
-      <w:r>
-        <w:rPr>
-          <w:b w:val="0"/>
-          <w:sz w:val="20"/>
-        </w:rPr>
-        <w:t>Negative Marks: 0.25</w:t>
-      </w:r>
-    </w:p>
-    <w:p>
-      <w:pPr>
-        <w:spacing w:after="20" w:before="120"/>
-      </w:pPr>
-      <w:r>
-        <w:rPr>
-          <w:b/>
-          <w:sz w:val="22"/>
-        </w:rPr>
-        <w:t>Question: What is the initial nursing action when a patient receiving a deferoxamine infusion develops flushing of face, urticaria and hypotension?</w:t>
-      </w:r>
-    </w:p>
-    <w:p>
-      <w:pPr>
-        <w:spacing w:after="0" w:before="0"/>
-      </w:pPr>
-      <w:r>
-        <w:rPr>
-          <w:b w:val="0"/>
-          <w:sz w:val="22"/>
-        </w:rPr>
-        <w:t>(a) Assess the vital signs</w:t>
-      </w:r>
-    </w:p>
-    <w:p>
-      <w:pPr>
-        <w:spacing w:after="0" w:before="0"/>
-      </w:pPr>
-      <w:r>
-        <w:rPr>
-          <w:b w:val="0"/>
-          <w:sz w:val="22"/>
-        </w:rPr>
-        <w:t>(b) Stop the Infusion</w:t>
-      </w:r>
-    </w:p>
-    <w:p>
-      <w:pPr>
-        <w:spacing w:after="0" w:before="0"/>
-      </w:pPr>
-      <w:r>
-        <w:rPr>
-          <w:b w:val="0"/>
-          <w:sz w:val="22"/>
-        </w:rPr>
-        <w:t>(c) Inform to the physician</w:t>
-      </w:r>
-    </w:p>
-    <w:p>
-      <w:pPr>
-        <w:spacing w:after="0" w:before="0"/>
-      </w:pPr>
-      <w:r>
-        <w:rPr>
-          <w:b w:val="0"/>
-          <w:sz w:val="22"/>
-        </w:rPr>
-        <w:t>(d) Continue the Infusion</w:t>
-      </w:r>
-    </w:p>
-    <w:p>
-      <w:pPr>
-        <w:spacing w:after="0" w:before="40"/>
-      </w:pPr>
-      <w:r>
-        <w:rPr>
-          <w:b/>
-          <w:sz w:val="22"/>
-        </w:rPr>
-        <w:t>Answer: b</w:t>
-      </w:r>
-    </w:p>
-    <w:p>
-      <w:pPr>
-        <w:spacing w:after="0" w:before="0"/>
-      </w:pPr>
-      <w:r>
-        <w:rPr>
-          <w:b w:val="0"/>
-          <w:sz w:val="21"/>
-        </w:rPr>
-        <w:t>Solution: The initial nursing action when a patient receiving deferoxamine infusion intravenously experiences flushing of face, urticaria, hypotension, and headache is to stop the infusion. Deferoxamine is an iron-chelating agent that is used in the treatment of iron overload. Adverse reactions such as allergic reactions can occur during the infusion. The nurse should closely monitor the patient during the infusion and stop the infusion immediately if any adverse reactions are observed (Potter, P. A., &amp; Perry, A. G. (2016). Fundamentals of nursing. Elsevier Health Sciences. ).</w:t>
-      </w:r>
-    </w:p>
-    <w:p>
-      <w:pPr>
-        <w:spacing w:after="0" w:before="0"/>
-      </w:pPr>
-      <w:r>
-        <w:rPr>
-          <w:b w:val="0"/>
-          <w:sz w:val="20"/>
-        </w:rPr>
-        <w:t>Positive Marks: 1</w:t>
-      </w:r>
-    </w:p>
-    <w:p>
-      <w:pPr>
-        <w:spacing w:after="160" w:before="0"/>
-      </w:pPr>
-      <w:r>
-        <w:rPr>
-          <w:b w:val="0"/>
-          <w:sz w:val="20"/>
-        </w:rPr>
-        <w:t>Negative Marks: 0.25</w:t>
-      </w:r>
-    </w:p>
-    <w:p>
-      <w:pPr>
-        <w:spacing w:after="20" w:before="120"/>
-      </w:pPr>
-      <w:r>
-        <w:rPr>
-          <w:b/>
-          <w:sz w:val="22"/>
-        </w:rPr>
-        <w:t>Question: Who discovered the nasal COVID vaccine?</w:t>
-      </w:r>
-    </w:p>
-    <w:p>
-      <w:pPr>
-        <w:spacing w:after="0" w:before="0"/>
-      </w:pPr>
-      <w:r>
-        <w:rPr>
-          <w:b w:val="0"/>
-          <w:sz w:val="22"/>
-        </w:rPr>
-        <w:t>(a) AstraZeneca</w:t>
-      </w:r>
-    </w:p>
-    <w:p>
-      <w:pPr>
-        <w:spacing w:after="0" w:before="0"/>
-      </w:pPr>
-      <w:r>
-        <w:rPr>
-          <w:b w:val="0"/>
-          <w:sz w:val="22"/>
-        </w:rPr>
-        <w:t>(b) Bharat biotech</w:t>
-      </w:r>
-    </w:p>
-    <w:p>
-      <w:pPr>
-        <w:spacing w:after="0" w:before="0"/>
-      </w:pPr>
-      <w:r>
-        <w:rPr>
-          <w:b w:val="0"/>
-          <w:sz w:val="22"/>
-        </w:rPr>
-        <w:t>(c) National Institute of Virology</w:t>
-      </w:r>
-    </w:p>
-    <w:p>
-      <w:pPr>
-        <w:spacing w:after="0" w:before="0"/>
-      </w:pPr>
-      <w:r>
-        <w:rPr>
-          <w:b w:val="0"/>
-          <w:sz w:val="22"/>
-        </w:rPr>
-        <w:t>(d) Serum institute of India</w:t>
-      </w:r>
-    </w:p>
-    <w:p>
-      <w:pPr>
-        <w:spacing w:after="0" w:before="40"/>
-      </w:pPr>
-      <w:r>
-        <w:rPr>
-          <w:b/>
-          <w:sz w:val="22"/>
-        </w:rPr>
-        <w:t>Answer: b</w:t>
-      </w:r>
-    </w:p>
-    <w:p>
-      <w:pPr>
-        <w:spacing w:after="0" w:before="0"/>
-      </w:pPr>
-      <w:r>
-        <w:rPr>
-          <w:b w:val="0"/>
-          <w:sz w:val="21"/>
-        </w:rPr>
-        <w:t>Solution: The nasal COVID vaccine was discovered by Bharat Biotech. Bharat Biotech, an Indian biotechnology company, developed and manufactured a nasal vaccine for COVID-19. The vaccine, named Covaxin, is administered through the intranasal route, utilizing the nasal mucosa to stimulate an immune response against the SARS-CoV-2 virus. Covaxin has undergone clinical trials and received regulatory approvals for emergency use. The development of nasal vaccines offers an alternative and potentially more covid convenient method of immunization, particularly for individuals who may have difficulty with traditional intramuscular injections.</w:t>
-      </w:r>
-    </w:p>
-    <w:p>
-      <w:pPr>
-        <w:spacing w:after="0" w:before="0"/>
-      </w:pPr>
-      <w:r>
-        <w:rPr>
-          <w:b w:val="0"/>
-          <w:sz w:val="20"/>
-        </w:rPr>
-        <w:t>Positive Marks: 1</w:t>
-      </w:r>
-    </w:p>
-    <w:p>
-      <w:pPr>
-        <w:spacing w:after="160" w:before="0"/>
-      </w:pPr>
-      <w:r>
-        <w:rPr>
-          <w:b w:val="0"/>
-          <w:sz w:val="20"/>
-        </w:rPr>
-        <w:t>Negative Marks: 0.25</w:t>
-      </w:r>
-    </w:p>
-    <w:p>
-      <w:pPr>
-        <w:spacing w:after="20" w:before="120"/>
-      </w:pPr>
-      <w:r>
-        <w:rPr>
-          <w:b/>
-          <w:sz w:val="22"/>
-        </w:rPr>
-        <w:t>Question: Which snake venom causes rapid DIC?</w:t>
-      </w:r>
-    </w:p>
-    <w:p>
-      <w:pPr>
-        <w:spacing w:after="0" w:before="0"/>
-      </w:pPr>
-      <w:r>
-        <w:rPr>
-          <w:b w:val="0"/>
-          <w:sz w:val="22"/>
-        </w:rPr>
-        <w:t>(a) Viper</w:t>
-      </w:r>
-    </w:p>
-    <w:p>
-      <w:pPr>
-        <w:spacing w:after="0" w:before="0"/>
-      </w:pPr>
-      <w:r>
-        <w:rPr>
-          <w:b w:val="0"/>
-          <w:sz w:val="22"/>
-        </w:rPr>
-        <w:t>(b) Cobra</w:t>
-      </w:r>
-    </w:p>
-    <w:p>
-      <w:pPr>
-        <w:spacing w:after="0" w:before="0"/>
-      </w:pPr>
-      <w:r>
-        <w:rPr>
-          <w:b w:val="0"/>
-          <w:sz w:val="22"/>
-        </w:rPr>
-        <w:t>(c) Krait</w:t>
-      </w:r>
-    </w:p>
-    <w:p>
-      <w:pPr>
-        <w:spacing w:after="0" w:before="0"/>
-      </w:pPr>
-      <w:r>
-        <w:rPr>
-          <w:b w:val="0"/>
-          <w:sz w:val="22"/>
-        </w:rPr>
-        <w:t>(d) Bandy-Bandy</w:t>
-      </w:r>
-    </w:p>
-    <w:p>
-      <w:pPr>
-        <w:spacing w:after="0" w:before="40"/>
-      </w:pPr>
-      <w:r>
-        <w:rPr>
-          <w:b/>
-          <w:sz w:val="22"/>
-        </w:rPr>
-        <w:t>Answer: a</w:t>
-      </w:r>
-    </w:p>
-    <w:p>
-      <w:pPr>
-        <w:spacing w:after="0" w:before="0"/>
-      </w:pPr>
-      <w:r>
-        <w:rPr>
-          <w:b w:val="0"/>
-          <w:sz w:val="21"/>
-        </w:rPr>
-        <w:t>Solution: The snake venom that causes rapid Disseminated Intravascular Coagulation (DIC) is from the Viper family. Viper snake venom contains several procoagulant enzymes and toxins that can trigger abnormal blood clotting and lead to DIC, a condition characterized by widespread clotting within the blood vessels. This can result in organ damage and bleeding complications. Prompt medical intervention is crucial in managing snakebite envenomation and preventing severe complications like DIC.</w:t>
-      </w:r>
-    </w:p>
-    <w:p>
-      <w:pPr>
-        <w:spacing w:after="0" w:before="0"/>
-      </w:pPr>
-      <w:r>
-        <w:rPr>
-          <w:b w:val="0"/>
-          <w:sz w:val="20"/>
-        </w:rPr>
-        <w:t>Positive Marks: 1</w:t>
-      </w:r>
-    </w:p>
-    <w:p>
-      <w:pPr>
-        <w:spacing w:after="160" w:before="0"/>
-      </w:pPr>
-      <w:r>
-        <w:rPr>
-          <w:b w:val="0"/>
-          <w:sz w:val="20"/>
-        </w:rPr>
-        <w:t>Negative Marks: 0.25</w:t>
-      </w:r>
-    </w:p>
-    <w:p>
-      <w:pPr>
-        <w:spacing w:after="20" w:before="120"/>
-      </w:pPr>
-      <w:r>
-        <w:rPr>
-          <w:b/>
-          <w:sz w:val="22"/>
-        </w:rPr>
-        <w:t>Question: Which of the following laboratory results may indicate an infectious condition in the body?</w:t>
-      </w:r>
-    </w:p>
-    <w:p>
-      <w:pPr>
-        <w:spacing w:after="0" w:before="0"/>
-      </w:pPr>
-      <w:r>
-        <w:rPr>
-          <w:b w:val="0"/>
-          <w:sz w:val="22"/>
-        </w:rPr>
-        <w:t>(a) WBC level 16000/mm3</w:t>
-      </w:r>
-    </w:p>
-    <w:p>
-      <w:pPr>
-        <w:spacing w:after="0" w:before="0"/>
-      </w:pPr>
-      <w:r>
-        <w:rPr>
-          <w:b w:val="0"/>
-          <w:sz w:val="22"/>
-        </w:rPr>
-        <w:t>(b) Bilirubin level 2 mg/dl</w:t>
-      </w:r>
-    </w:p>
-    <w:p>
-      <w:pPr>
-        <w:spacing w:after="0" w:before="0"/>
-      </w:pPr>
-      <w:r>
-        <w:rPr>
-          <w:b w:val="0"/>
-          <w:sz w:val="22"/>
-        </w:rPr>
-        <w:t>(c) AST (SGOT) level 14 IU/1</w:t>
-      </w:r>
-    </w:p>
-    <w:p>
-      <w:pPr>
-        <w:spacing w:after="0" w:before="0"/>
-      </w:pPr>
-      <w:r>
-        <w:rPr>
-          <w:b w:val="0"/>
-          <w:sz w:val="22"/>
-        </w:rPr>
-        <w:t>(d) WBC level 4000/mm1</w:t>
-      </w:r>
-    </w:p>
-    <w:p>
-      <w:pPr>
-        <w:spacing w:after="0" w:before="40"/>
-      </w:pPr>
-      <w:r>
-        <w:rPr>
-          <w:b/>
-          <w:sz w:val="22"/>
-        </w:rPr>
-        <w:t>Answer: a</w:t>
-      </w:r>
-    </w:p>
-    <w:p>
-      <w:pPr>
-        <w:spacing w:after="0" w:before="0"/>
-      </w:pPr>
-      <w:r>
-        <w:rPr>
-          <w:b w:val="0"/>
-          <w:sz w:val="21"/>
-        </w:rPr>
-        <w:t>Solution: An elevated white blood cell count (WBC) is a common laboratory finding in infectious conditions. WBCs are an essential component of the immune system and play a critical role in fighting infections. During an infection, the body produces more white blood cells to help combat the invading pathogens. A WBC count of 16000/mm3 is higher than the normal range of 4000-11000/mm3, indicating an ongoing infection. However, other factors such as inflammation, trauma, or certain medications can also cause an increase in WBC count. Therefore, other diagnostic tests, including cultures, serology, and imaging, may be necessary to confirm the presence of an infection.</w:t>
-      </w:r>
-    </w:p>
-    <w:p>
-      <w:pPr>
-        <w:spacing w:after="0" w:before="0"/>
-      </w:pPr>
-      <w:r>
-        <w:rPr>
-          <w:b w:val="0"/>
-          <w:sz w:val="20"/>
-        </w:rPr>
-        <w:t>Positive Marks: 1</w:t>
-      </w:r>
-    </w:p>
-    <w:p>
-      <w:pPr>
-        <w:spacing w:after="160" w:before="0"/>
-      </w:pPr>
-      <w:r>
-        <w:rPr>
-          <w:b w:val="0"/>
-          <w:sz w:val="20"/>
-        </w:rPr>
-        <w:t>Negative Marks: 0.25</w:t>
-      </w:r>
-    </w:p>
-    <w:p>
-      <w:pPr>
-        <w:spacing w:after="20" w:before="120"/>
-      </w:pPr>
-      <w:r>
-        <w:rPr>
-          <w:b/>
-          <w:sz w:val="22"/>
-        </w:rPr>
-        <w:t>Question: Calculate the total back and one arm burn percentage</w:t>
-      </w:r>
-    </w:p>
-    <w:p>
-      <w:pPr>
-        <w:spacing w:after="0" w:before="0"/>
-      </w:pPr>
-      <w:r>
-        <w:rPr>
-          <w:b w:val="0"/>
-          <w:sz w:val="22"/>
-        </w:rPr>
-        <w:t>(a) 36 percent</w:t>
-      </w:r>
-    </w:p>
-    <w:p>
-      <w:pPr>
-        <w:spacing w:after="0" w:before="0"/>
-      </w:pPr>
-      <w:r>
-        <w:rPr>
-          <w:b w:val="0"/>
-          <w:sz w:val="22"/>
-        </w:rPr>
-        <w:t>(b) 9 percent</w:t>
-      </w:r>
-    </w:p>
-    <w:p>
-      <w:pPr>
-        <w:spacing w:after="0" w:before="0"/>
-      </w:pPr>
-      <w:r>
-        <w:rPr>
-          <w:b w:val="0"/>
-          <w:sz w:val="22"/>
-        </w:rPr>
-        <w:t>(c) 18 percent</w:t>
-      </w:r>
-    </w:p>
-    <w:p>
-      <w:pPr>
-        <w:spacing w:after="0" w:before="0"/>
-      </w:pPr>
-      <w:r>
-        <w:rPr>
-          <w:b w:val="0"/>
-          <w:sz w:val="22"/>
-        </w:rPr>
-        <w:t>(d) 27 percent</w:t>
-      </w:r>
-    </w:p>
-    <w:p>
-      <w:pPr>
-        <w:spacing w:after="0" w:before="40"/>
-      </w:pPr>
-      <w:r>
-        <w:rPr>
-          <w:b/>
-          <w:sz w:val="22"/>
-        </w:rPr>
-        <w:t>Answer: d</w:t>
-      </w:r>
-    </w:p>
-    <w:p>
-      <w:pPr>
-        <w:spacing w:after="0" w:before="0"/>
-      </w:pPr>
-      <w:r>
-        <w:rPr>
-          <w:b w:val="0"/>
-          <w:sz w:val="21"/>
-        </w:rPr>
-        <w:t>Solution: Back = 18%, one arm = 9%; total = 27% according to the Rule of Nines.</w:t>
-      </w:r>
-    </w:p>
-    <w:p>
-      <w:pPr>
-        <w:spacing w:after="0" w:before="0"/>
-      </w:pPr>
-      <w:r>
-        <w:rPr>
-          <w:b w:val="0"/>
-          <w:sz w:val="20"/>
-        </w:rPr>
-        <w:t>Positive Marks: 1</w:t>
-      </w:r>
-    </w:p>
-    <w:p>
-      <w:pPr>
-        <w:spacing w:after="160" w:before="0"/>
-      </w:pPr>
-      <w:r>
-        <w:rPr>
-          <w:b w:val="0"/>
-          <w:sz w:val="20"/>
-        </w:rPr>
-        <w:t>Negative Marks: 0.25</w:t>
-      </w:r>
-    </w:p>
-    <w:p>
-      <w:pPr>
-        <w:spacing w:after="20" w:before="120"/>
-      </w:pPr>
-      <w:r>
-        <w:rPr>
-          <w:b/>
-          <w:sz w:val="22"/>
-        </w:rPr>
-        <w:t>Question: A client in the immediate postoperative period after thyroidectomy develops stridor. Which condition does this indicate and what is the priority?</w:t>
-      </w:r>
-    </w:p>
-    <w:p>
-      <w:pPr>
-        <w:spacing w:after="0" w:before="0"/>
-      </w:pPr>
-      <w:r>
-        <w:rPr>
-          <w:b w:val="0"/>
-          <w:sz w:val="22"/>
-        </w:rPr>
-        <w:t>(a) Normal postoperative hoarseness - continue to observe</w:t>
-      </w:r>
-    </w:p>
-    <w:p>
-      <w:pPr>
-        <w:spacing w:after="0" w:before="0"/>
-      </w:pPr>
-      <w:r>
-        <w:rPr>
-          <w:b w:val="0"/>
-          <w:sz w:val="22"/>
-        </w:rPr>
-        <w:t>(b) Hypocalcemia - check calcium level</w:t>
-      </w:r>
-    </w:p>
-    <w:p>
-      <w:pPr>
-        <w:spacing w:after="0" w:before="0"/>
-      </w:pPr>
-      <w:r>
-        <w:rPr>
-          <w:b w:val="0"/>
-          <w:sz w:val="22"/>
-        </w:rPr>
-        <w:t>(c) Recurrent laryngeal nerve injury - reassure the client</w:t>
-      </w:r>
-    </w:p>
-    <w:p>
-      <w:pPr>
-        <w:spacing w:after="0" w:before="0"/>
-      </w:pPr>
-      <w:r>
-        <w:rPr>
-          <w:b w:val="0"/>
-          <w:sz w:val="22"/>
-        </w:rPr>
-        <w:t>(d) Laryngeal edema with airway obstruction - prepare for emergency airway management</w:t>
-      </w:r>
-    </w:p>
-    <w:p>
-      <w:pPr>
-        <w:spacing w:after="0" w:before="40"/>
-      </w:pPr>
-      <w:r>
-        <w:rPr>
-          <w:b/>
-          <w:sz w:val="22"/>
-        </w:rPr>
-        <w:t>Answer: d</w:t>
-      </w:r>
-    </w:p>
-    <w:p>
-      <w:pPr>
-        <w:spacing w:after="0" w:before="0"/>
-      </w:pPr>
-      <w:r>
-        <w:rPr>
-          <w:b w:val="0"/>
-          <w:sz w:val="21"/>
-        </w:rPr>
-        <w:t>Solution: Stridor is inspiratory crowing from laryngeal edema/obstruction; it is an emergency requiring immediate airway management (oxygen, and possible tracheostomy).</w:t>
-      </w:r>
-    </w:p>
-    <w:p>
-      <w:pPr>
-        <w:spacing w:after="0" w:before="0"/>
-      </w:pPr>
-      <w:r>
-        <w:rPr>
-          <w:b w:val="0"/>
-          <w:sz w:val="20"/>
-        </w:rPr>
-        <w:t>Positive Marks: 1</w:t>
-      </w:r>
-    </w:p>
-    <w:p>
-      <w:pPr>
-        <w:spacing w:after="160" w:before="0"/>
-      </w:pPr>
-      <w:r>
-        <w:rPr>
-          <w:b w:val="0"/>
-          <w:sz w:val="20"/>
-        </w:rPr>
-        <w:t>Negative Marks: 0.25</w:t>
+      <w:r>
+        <w:t xml:space="preserve">Question: The normal serum creatinine level in an adult female is approximately:</w:t>
+      </w:r>
+    </w:p>
+    <w:p>
+      <w:r>
+        <w:t xml:space="preserve">(a) 0.5–1.1 mg/dL</w:t>
+      </w:r>
+    </w:p>
+    <w:p>
+      <w:r>
+        <w:t xml:space="preserve">(b) 2–4 mg/dL</w:t>
+      </w:r>
+    </w:p>
+    <w:p>
+      <w:r>
+        <w:t xml:space="preserve">(c) 5–8 mg/dL</w:t>
+      </w:r>
+    </w:p>
+    <w:p>
+      <w:r>
+        <w:t xml:space="preserve">(d) 10–15 mg/dL</w:t>
+      </w:r>
+    </w:p>
+    <w:p>
+      <w:r>
+        <w:t xml:space="preserve">Answer: a</w:t>
+      </w:r>
+    </w:p>
+    <w:p>
+      <w:r>
+        <w:t xml:space="preserve">Solution: ✅ Correct Answer: (a)</w:t>
+      </w:r>
+    </w:p>
+    <w:p>
+      <w:r>
+        <w:t xml:space="preserve">🧠 Clinical Rationale: Normal serum creatinine is 0.5–1.1 mg/dL in adult females (0.6–1.2 mg/dL in males). It reflects renal function — rising levels indicate declining glomerular filtration rate. Creatinine is less affected by diet and hydration than BUN.</w:t>
+      </w:r>
+    </w:p>
+    <w:p>
+      <w:r>
+        <w:t xml:space="preserve">🔍 Key Clues: "Normal creatinine" + "adult female" → 0.5–1.1 mg/dL (female), 0.6–1.2 (male).</w:t>
+      </w:r>
+    </w:p>
+    <w:p>
+      <w:r>
+        <w:t xml:space="preserve">❌ Why Not Other Options?</w:t>
+      </w:r>
+    </w:p>
+    <w:p>
+      <w:r>
+        <w:t xml:space="preserve">(b) — 2–4 mg/dL indicates significant renal impairment.</w:t>
+      </w:r>
+    </w:p>
+    <w:p>
+      <w:r>
+        <w:t xml:space="preserve">(c) — 5–8 mg/dL suggests advanced kidney failure.</w:t>
+      </w:r>
+    </w:p>
+    <w:p>
+      <w:r>
+        <w:t xml:space="preserve">(d) — 10–15 mg/dL is seen in severe end-stage renal disease.</w:t>
+      </w:r>
+    </w:p>
+    <w:p>
+      <w:r>
+        <w:t xml:space="preserve">⚠️ Exam Trap: Creatinine normal ranges differ slightly by sex — females lower (less muscle mass).</w:t>
+      </w:r>
+    </w:p>
+    <w:p>
+      <w:r>
+        <w:t xml:space="preserve">💎 PNC Pearl: Creatinine 0.5–1.2 mg/dL = normal GFR; rising creatinine = falling kidney function.</w:t>
+      </w:r>
+    </w:p>
+    <w:p>
+      <w:r>
+        <w:t xml:space="preserve">Positive Marks: 1</w:t>
+      </w:r>
+    </w:p>
+    <w:p>
+      <w:r>
+        <w:t xml:space="preserve">Negative Marks: 0.25</w:t>
+      </w:r>
+    </w:p>
+    <w:p>
+      <w:r>
+        <w:t xml:space="preserve"/>
+      </w:r>
+    </w:p>
+    <w:p>
+      <w:r>
+        <w:t xml:space="preserve">Question: The nurse is providing care to a patient on bed rest. Which measure prevents deep vein thrombosis?</w:t>
+      </w:r>
+    </w:p>
+    <w:p>
+      <w:r>
+        <w:t xml:space="preserve">(a) Leg exercises, early ambulation, and compression stockings as ordered</w:t>
+      </w:r>
+    </w:p>
+    <w:p>
+      <w:r>
+        <w:t xml:space="preserve">(b) Prolonged immobility</w:t>
+      </w:r>
+    </w:p>
+    <w:p>
+      <w:r>
+        <w:t xml:space="preserve">(c) Massaging the calves vigorously</w:t>
+      </w:r>
+    </w:p>
+    <w:p>
+      <w:r>
+        <w:t xml:space="preserve">(d) Keeping the legs dependent</w:t>
+      </w:r>
+    </w:p>
+    <w:p>
+      <w:r>
+        <w:t xml:space="preserve">Answer: a</w:t>
+      </w:r>
+    </w:p>
+    <w:p>
+      <w:r>
+        <w:t xml:space="preserve">Solution: ✅ Correct Answer: (a)</w:t>
+      </w:r>
+    </w:p>
+    <w:p>
+      <w:r>
+        <w:t xml:space="preserve">🧠 Clinical Rationale: DVT prevention combats venous stasis — ankle pumps and leg exercises, early mobilization, and compression devices/stockings as ordered. The calf is never massaged because it can dislodge a clot and cause pulmonary embolism.</w:t>
+      </w:r>
+    </w:p>
+    <w:p>
+      <w:r>
+        <w:t xml:space="preserve">🔍 Key Clues: "Bed rest" + "prevent DVT" → mobility + compression + exercises.</w:t>
+      </w:r>
+    </w:p>
+    <w:p>
+      <w:r>
+        <w:t xml:space="preserve">❌ Why Not Other Options?</w:t>
+      </w:r>
+    </w:p>
+    <w:p>
+      <w:r>
+        <w:t xml:space="preserve">(b) — Immobility is the cause of stasis, not a preventive measure.</w:t>
+      </w:r>
+    </w:p>
+    <w:p>
+      <w:r>
+        <w:t xml:space="preserve">(c) — Vigorous calf massage risks embolizing an existing clot.</w:t>
+      </w:r>
+    </w:p>
+    <w:p>
+      <w:r>
+        <w:t xml:space="preserve">(d) — Dependent legs worsen venous pooling and stasis.</w:t>
+      </w:r>
+    </w:p>
+    <w:p>
+      <w:r>
+        <w:t xml:space="preserve">⚠️ Exam Trap: Never massage the calf of a bedridden patient — PE risk.</w:t>
+      </w:r>
+    </w:p>
+    <w:p>
+      <w:r>
+        <w:t xml:space="preserve">💎 PNC Pearl: DVT prevention = move it (exercises, ambulation) + compress it (stockings).</w:t>
+      </w:r>
+    </w:p>
+    <w:p>
+      <w:r>
+        <w:t xml:space="preserve">Positive Marks: 1</w:t>
+      </w:r>
+    </w:p>
+    <w:p>
+      <w:r>
+        <w:t xml:space="preserve">Negative Marks: 0.25</w:t>
+      </w:r>
+    </w:p>
+    <w:p>
+      <w:r>
+        <w:t xml:space="preserve"/>
+      </w:r>
+    </w:p>
+    <w:p>
+      <w:r>
+        <w:t xml:space="preserve">Question: A patient with acute pyelonephritis has fever, chills, and flank pain. The nurse should:</w:t>
+      </w:r>
+    </w:p>
+    <w:p>
+      <w:r>
+        <w:t xml:space="preserve">(a) Administer antibiotics, encourage fluids, and monitor temperature</w:t>
+      </w:r>
+    </w:p>
+    <w:p>
+      <w:r>
+        <w:t xml:space="preserve">(b) Restrict fluids</w:t>
+      </w:r>
+    </w:p>
+    <w:p>
+      <w:r>
+        <w:t xml:space="preserve">(c) Give analgesics only</w:t>
+      </w:r>
+    </w:p>
+    <w:p>
+      <w:r>
+        <w:t xml:space="preserve">(d) Send the patient home</w:t>
+      </w:r>
+    </w:p>
+    <w:p>
+      <w:r>
+        <w:t xml:space="preserve">Answer: a</w:t>
+      </w:r>
+    </w:p>
+    <w:p>
+      <w:r>
+        <w:t xml:space="preserve">Solution: ✅ Correct Answer: (a)</w:t>
+      </w:r>
+    </w:p>
+    <w:p>
+      <w:r>
+        <w:t xml:space="preserve">🧠 Clinical Rationale: Acute pyelonephritis is a kidney infection — treatment combines antibiotics (after urine culture), increased fluids to flush the urinary tract, antipyretics, and monitoring of temperature, urine output, and vital signs for sepsis.</w:t>
+      </w:r>
+    </w:p>
+    <w:p>
+      <w:r>
+        <w:t xml:space="preserve">🔍 Key Clues: "Pyelonephritis" + fever + flank pain = infection → antibiotics + fluids + monitoring.</w:t>
+      </w:r>
+    </w:p>
+    <w:p>
+      <w:r>
+        <w:t xml:space="preserve">❌ Why Not Other Options?</w:t>
+      </w:r>
+    </w:p>
+    <w:p>
+      <w:r>
+        <w:t xml:space="preserve">(b) — Fluid restriction concentrates urine and impairs bacterial clearance.</w:t>
+      </w:r>
+    </w:p>
+    <w:p>
+      <w:r>
+        <w:t xml:space="preserve">(c) — Analgesics alone do not treat the infection.</w:t>
+      </w:r>
+    </w:p>
+    <w:p>
+      <w:r>
+        <w:t xml:space="preserve">(d) — An acutely febrile patient with a kidney infection needs hospital care, not discharge.</w:t>
+      </w:r>
+    </w:p>
+    <w:p>
+      <w:r>
+        <w:t xml:space="preserve">⚠️ Exam Trap: Collect the urine culture BEFORE starting antibiotics.</w:t>
+      </w:r>
+    </w:p>
+    <w:p>
+      <w:r>
+        <w:t xml:space="preserve">💎 PNC Pearl: Pyelonephritis = fever + flank pain → antibiotics, fluids, monitor for sepsis.</w:t>
+      </w:r>
+    </w:p>
+    <w:p>
+      <w:r>
+        <w:t xml:space="preserve">Positive Marks: 1</w:t>
+      </w:r>
+    </w:p>
+    <w:p>
+      <w:r>
+        <w:t xml:space="preserve">Negative Marks: 0.25</w:t>
+      </w:r>
+    </w:p>
+    <w:p>
+      <w:r>
+        <w:t xml:space="preserve"/>
+      </w:r>
+    </w:p>
+    <w:p>
+      <w:r>
+        <w:t xml:space="preserve">Question: A patient at 36 weeks of gestation is being assessed. The nurse performs Leopold's maneuvers and finds the fetal back on the maternal right side. This describes the fetal:</w:t>
+      </w:r>
+    </w:p>
+    <w:p>
+      <w:r>
+        <w:t xml:space="preserve">(a) Position</w:t>
+      </w:r>
+    </w:p>
+    <w:p>
+      <w:r>
+        <w:t xml:space="preserve">(b) Lie</w:t>
+      </w:r>
+    </w:p>
+    <w:p>
+      <w:r>
+        <w:t xml:space="preserve">(c) Presentation only</w:t>
+      </w:r>
+    </w:p>
+    <w:p>
+      <w:r>
+        <w:t xml:space="preserve">(d) Station</w:t>
+      </w:r>
+    </w:p>
+    <w:p>
+      <w:r>
+        <w:t xml:space="preserve">Answer: a</w:t>
+      </w:r>
+    </w:p>
+    <w:p>
+      <w:r>
+        <w:t xml:space="preserve">Solution: ✅ Correct Answer: (a)</w:t>
+      </w:r>
+    </w:p>
+    <w:p>
+      <w:r>
+        <w:t xml:space="preserve">🧠 Clinical Rationale: Fetal position describes the relationship of the fetal presenting part (and back) to the maternal pelvis — e.g., right occiput anterior. Leopold's maneuvers determine lie, presentation, position, and engagement.</w:t>
+      </w:r>
+    </w:p>
+    <w:p>
+      <w:r>
+        <w:t xml:space="preserve">🔍 Key Clues: "Fetal back on the maternal right side" = position (right occiput...).</w:t>
+      </w:r>
+    </w:p>
+    <w:p>
+      <w:r>
+        <w:t xml:space="preserve">❌ Why Not Other Options?</w:t>
+      </w:r>
+    </w:p>
+    <w:p>
+      <w:r>
+        <w:t xml:space="preserve">(b) — Lie is the relationship of fetal long axis to maternal long axis (longitudinal/transverse).</w:t>
+      </w:r>
+    </w:p>
+    <w:p>
+      <w:r>
+        <w:t xml:space="preserve">(c) — Presentation is the presenting part (cephalic/breech), not the side.</w:t>
+      </w:r>
+    </w:p>
+    <w:p>
+      <w:r>
+        <w:t xml:space="preserve">(d) — Station is descent of the presenting part relative to the ischial spines (−5 to +5).</w:t>
+      </w:r>
+    </w:p>
+    <w:p>
+      <w:r>
+        <w:t xml:space="preserve">⚠️ Exam Trap: Lie (axis) vs. presentation (part) vs. position (relation to pelvis) — three distinct concepts.</w:t>
+      </w:r>
+    </w:p>
+    <w:p>
+      <w:r>
+        <w:t xml:space="preserve">💎 PNC Pearl: Position = fetal back relative to maternal right/left.</w:t>
+      </w:r>
+    </w:p>
+    <w:p>
+      <w:r>
+        <w:t xml:space="preserve">Positive Marks: 1</w:t>
+      </w:r>
+    </w:p>
+    <w:p>
+      <w:r>
+        <w:t xml:space="preserve">Negative Marks: 0.25</w:t>
+      </w:r>
+    </w:p>
+    <w:p>
+      <w:r>
+        <w:t xml:space="preserve"/>
+      </w:r>
+    </w:p>
+    <w:p>
+      <w:r>
+        <w:t xml:space="preserve">Question: A 2-month-old infant with pneumonia has a respiratory rate of 70 per minute. The nurse should:</w:t>
+      </w:r>
+    </w:p>
+    <w:p>
+      <w:r>
+        <w:t xml:space="preserve">(a) Report tachypnea and assess for respiratory distress</w:t>
+      </w:r>
+    </w:p>
+    <w:p>
+      <w:r>
+        <w:t xml:space="preserve">(b) Reassure the parents</w:t>
+      </w:r>
+    </w:p>
+    <w:p>
+      <w:r>
+        <w:t xml:space="preserve">(c) Wait for the rate to normalize</w:t>
+      </w:r>
+    </w:p>
+    <w:p>
+      <w:r>
+        <w:t xml:space="preserve">(d) Give cough syrup</w:t>
+      </w:r>
+    </w:p>
+    <w:p>
+      <w:r>
+        <w:t xml:space="preserve">Answer: a</w:t>
+      </w:r>
+    </w:p>
+    <w:p>
+      <w:r>
+        <w:t xml:space="preserve">Solution: ✅ Correct Answer: (a)</w:t>
+      </w:r>
+    </w:p>
+    <w:p>
+      <w:r>
+        <w:t xml:space="preserve">🧠 Clinical Rationale: A respiratory rate of 70/min in a 2-month-old exceeds the age threshold (&gt;60/min) — this is tachypnea and a key IMNCI danger sign. The nurse assesses chest indrawing, grunting, nasal flaring, and SpO₂, and escalates treatment.</w:t>
+      </w:r>
+    </w:p>
+    <w:p>
+      <w:r>
+        <w:t xml:space="preserve">🔍 Key Clues: 2-month-old + RR 70 (&gt;60 threshold) = tachypnea → report and assess distress.</w:t>
+      </w:r>
+    </w:p>
+    <w:p>
+      <w:r>
+        <w:t xml:space="preserve">❌ Why Not Other Options?</w:t>
+      </w:r>
+    </w:p>
+    <w:p>
+      <w:r>
+        <w:t xml:space="preserve">(b) — Reassurance delays treatment of a genuine danger sign.</w:t>
+      </w:r>
+    </w:p>
+    <w:p>
+      <w:r>
+        <w:t xml:space="preserve">(c) — Waiting risks rapid deterioration; infants decompensate quickly.</w:t>
+      </w:r>
+    </w:p>
+    <w:p>
+      <w:r>
+        <w:t xml:space="preserve">(d) — Cough syrup is not indicated for infant pneumonia and may be harmful.</w:t>
+      </w:r>
+    </w:p>
+    <w:p>
+      <w:r>
+        <w:t xml:space="preserve">⚠️ Exam Trap: RR thresholds: &lt;2 months &gt;60; 2–12 months &gt;50; 1–5 years &gt;40 = fast breathing.</w:t>
+      </w:r>
+    </w:p>
+    <w:p>
+      <w:r>
+        <w:t xml:space="preserve">💎 PNC Pearl: Fast breathing in a young infant = pneumonia danger sign — assess indrawing and grunting.</w:t>
+      </w:r>
+    </w:p>
+    <w:p>
+      <w:r>
+        <w:t xml:space="preserve">Positive Marks: 1</w:t>
+      </w:r>
+    </w:p>
+    <w:p>
+      <w:r>
+        <w:t xml:space="preserve">Negative Marks: 0.25</w:t>
+      </w:r>
+    </w:p>
+    <w:p>
+      <w:r>
+        <w:t xml:space="preserve"/>
+      </w:r>
+    </w:p>
+    <w:p>
+      <w:r>
+        <w:t xml:space="preserve">Question: A patient with schizophrenia is experiencing delusions of persecution. The nurse should:</w:t>
+      </w:r>
+    </w:p>
+    <w:p>
+      <w:r>
+        <w:t xml:space="preserve">(a) Avoid arguing and focus on feelings and reality-based topics</w:t>
+      </w:r>
+    </w:p>
+    <w:p>
+      <w:r>
+        <w:t xml:space="preserve">(b) Agree with the delusion</w:t>
+      </w:r>
+    </w:p>
+    <w:p>
+      <w:r>
+        <w:t xml:space="preserve">(c) Challenge the delusion directly</w:t>
+      </w:r>
+    </w:p>
+    <w:p>
+      <w:r>
+        <w:t xml:space="preserve">(d) Encourage confrontation</w:t>
+      </w:r>
+    </w:p>
+    <w:p>
+      <w:r>
+        <w:t xml:space="preserve">Answer: a</w:t>
+      </w:r>
+    </w:p>
+    <w:p>
+      <w:r>
+        <w:t xml:space="preserve">Solution: ✅ Correct Answer: (a)</w:t>
+      </w:r>
+    </w:p>
+    <w:p>
+      <w:r>
+        <w:t xml:space="preserve">🧠 Clinical Rationale: For persecutory delusions, the nurse neither agrees nor argues. Instead, the nurse acknowledges the patient's feelings, redirects to reality-based neutral topics, and maintains safety — direct challenge increases distrust and agitation.</w:t>
+      </w:r>
+    </w:p>
+    <w:p>
+      <w:r>
+        <w:t xml:space="preserve">🔍 Key Clues: "Delusions of persecution" → acknowledge feelings, don't argue, redirect.</w:t>
+      </w:r>
+    </w:p>
+    <w:p>
+      <w:r>
+        <w:t xml:space="preserve">❌ Why Not Other Options?</w:t>
+      </w:r>
+    </w:p>
+    <w:p>
+      <w:r>
+        <w:t xml:space="preserve">(b) — Agreeing reinforces the false belief.</w:t>
+      </w:r>
+    </w:p>
+    <w:p>
+      <w:r>
+        <w:t xml:space="preserve">(c) — Direct challenge breaks trust and raises anxiety.</w:t>
+      </w:r>
+    </w:p>
+    <w:p>
+      <w:r>
+        <w:t xml:space="preserve">(d) — Encouraging confrontation risks aggression and escalation.</w:t>
+      </w:r>
+    </w:p>
+    <w:p>
+      <w:r>
+        <w:t xml:space="preserve">⚠️ Exam Trap: Never argue with or confirm a delusion — focus on the feeling behind it.</w:t>
+      </w:r>
+    </w:p>
+    <w:p>
+      <w:r>
+        <w:t xml:space="preserve">💎 PNC Pearl: Delusion care = accept the feeling, not the belief.</w:t>
+      </w:r>
+    </w:p>
+    <w:p>
+      <w:r>
+        <w:t xml:space="preserve">Positive Marks: 1</w:t>
+      </w:r>
+    </w:p>
+    <w:p>
+      <w:r>
+        <w:t xml:space="preserve">Negative Marks: 0.25</w:t>
+      </w:r>
+    </w:p>
+    <w:p>
+      <w:r>
+        <w:t xml:space="preserve"/>
+      </w:r>
+    </w:p>
+    <w:p>
+      <w:r>
+        <w:t xml:space="preserve">Question: The "Pradhan Mantri Awas Yojana – Gramin" (PMAY-G) provides:</w:t>
+      </w:r>
+    </w:p>
+    <w:p>
+      <w:r>
+        <w:t xml:space="preserve">(a) Housing assistance to rural households</w:t>
+      </w:r>
+    </w:p>
+    <w:p>
+      <w:r>
+        <w:t xml:space="preserve">(b) Health insurance</w:t>
+      </w:r>
+    </w:p>
+    <w:p>
+      <w:r>
+        <w:t xml:space="preserve">(c) Free electricity</w:t>
+      </w:r>
+    </w:p>
+    <w:p>
+      <w:r>
+        <w:t xml:space="preserve">(d) Education loans</w:t>
+      </w:r>
+    </w:p>
+    <w:p>
+      <w:r>
+        <w:t xml:space="preserve">Answer: a</w:t>
+      </w:r>
+    </w:p>
+    <w:p>
+      <w:r>
+        <w:t xml:space="preserve">Solution: ✅ Correct Answer: (a)</w:t>
+      </w:r>
+    </w:p>
+    <w:p>
+      <w:r>
+        <w:t xml:space="preserve">🧠 Clinical Rationale: PMAY-G (successor of Indira Awas Yojana) provides financial assistance to eligible rural households for constructing pucca houses with basic amenities — advancing "Housing for All."</w:t>
+      </w:r>
+    </w:p>
+    <w:p>
+      <w:r>
+        <w:t xml:space="preserve">🔍 Key Clues: "Awas" = housing; "Gramin" = rural → rural housing assistance.</w:t>
+      </w:r>
+    </w:p>
+    <w:p>
+      <w:r>
+        <w:t xml:space="preserve">❌ Why Not Other Options?</w:t>
+      </w:r>
+    </w:p>
+    <w:p>
+      <w:r>
+        <w:t xml:space="preserve">(b) — Health insurance is covered by Ayushman Bharat.</w:t>
+      </w:r>
+    </w:p>
+    <w:p>
+      <w:r>
+        <w:t xml:space="preserve">(c) — Electricity schemes are separate (e.g., Saubhagya).</w:t>
+      </w:r>
+    </w:p>
+    <w:p>
+      <w:r>
+        <w:t xml:space="preserve">(d) — Education loans are not part of PMAY.</w:t>
+      </w:r>
+    </w:p>
+    <w:p>
+      <w:r>
+        <w:t xml:space="preserve">⚠️ Exam Trap: PMAY-U = urban; PMAY-G = rural — match the suffix.</w:t>
+      </w:r>
+    </w:p>
+    <w:p>
+      <w:r>
+        <w:t xml:space="preserve">💎 PNC Pearl: PMAY-G → rural pucca housing → "Housing for All."</w:t>
+      </w:r>
+    </w:p>
+    <w:p>
+      <w:r>
+        <w:t xml:space="preserve">Positive Marks: 1</w:t>
+      </w:r>
+    </w:p>
+    <w:p>
+      <w:r>
+        <w:t xml:space="preserve">Negative Marks: 0.25</w:t>
+      </w:r>
+    </w:p>
+    <w:p>
+      <w:r>
+        <w:t xml:space="preserve"/>
+      </w:r>
+    </w:p>
+    <w:p>
+      <w:r>
+        <w:t xml:space="preserve">Question: The nurse is to administer 45 mg of a medication. The vial contains 15 mg/mL. The volume to give is:</w:t>
+      </w:r>
+    </w:p>
+    <w:p>
+      <w:r>
+        <w:t xml:space="preserve">(a) 1 mL</w:t>
+      </w:r>
+    </w:p>
+    <w:p>
+      <w:r>
+        <w:t xml:space="preserve">(b) 2 mL</w:t>
+      </w:r>
+    </w:p>
+    <w:p>
+      <w:r>
+        <w:t xml:space="preserve">(c) 3 mL</w:t>
+      </w:r>
+    </w:p>
+    <w:p>
+      <w:r>
+        <w:t xml:space="preserve">(d) 4 mL</w:t>
+      </w:r>
+    </w:p>
+    <w:p>
+      <w:r>
+        <w:t xml:space="preserve">Answer: c</w:t>
+      </w:r>
+    </w:p>
+    <w:p>
+      <w:r>
+        <w:t xml:space="preserve">Solution: ✅ Correct Answer: (c)</w:t>
+      </w:r>
+    </w:p>
+    <w:p>
+      <w:r>
+        <w:t xml:space="preserve">🧠 Clinical Rationale: Volume = Desired ÷ Concentration = 45 mg ÷ 15 mg/mL = 3 mL.</w:t>
+      </w:r>
+    </w:p>
+    <w:p>
+      <w:r>
+        <w:t xml:space="preserve">🔍 Key Clues: "45 mg" ordered, "15 mg/mL" available → 45 ÷ 15.</w:t>
+      </w:r>
+    </w:p>
+    <w:p>
+      <w:r>
+        <w:t xml:space="preserve">❌ Why Not Other Options?</w:t>
+      </w:r>
+    </w:p>
+    <w:p>
+      <w:r>
+        <w:t xml:space="preserve">(a) — 1 mL gives only 15 mg.</w:t>
+      </w:r>
+    </w:p>
+    <w:p>
+      <w:r>
+        <w:t xml:space="preserve">(b) — 2 mL gives 30 mg — underdose.</w:t>
+      </w:r>
+    </w:p>
+    <w:p>
+      <w:r>
+        <w:t xml:space="preserve">(d) — 4 mL gives 60 mg — overdose.</w:t>
+      </w:r>
+    </w:p>
+    <w:p>
+      <w:r>
+        <w:t xml:space="preserve">⚠️ Exam Trap: Desired ÷ Have; check units cancel to mL.</w:t>
+      </w:r>
+    </w:p>
+    <w:p>
+      <w:r>
+        <w:t xml:space="preserve">💎 PNC Pearl: 45 ÷ 15 = 3 mL.</w:t>
+      </w:r>
+    </w:p>
+    <w:p>
+      <w:r>
+        <w:t xml:space="preserve">Positive Marks: 1</w:t>
+      </w:r>
+    </w:p>
+    <w:p>
+      <w:r>
+        <w:t xml:space="preserve">Negative Marks: 0.25</w:t>
+      </w:r>
+    </w:p>
+    <w:p>
+      <w:r>
+        <w:t xml:space="preserve"/>
+      </w:r>
+    </w:p>
+    <w:p>
+      <w:r>
+        <w:t xml:space="preserve">Question: The primary function of the large intestine is:</w:t>
+      </w:r>
+    </w:p>
+    <w:p>
+      <w:r>
+        <w:t xml:space="preserve">(a) Absorption of water and electrolytes</w:t>
+      </w:r>
+    </w:p>
+    <w:p>
+      <w:r>
+        <w:t xml:space="preserve">(b) Digestion of proteins</w:t>
+      </w:r>
+    </w:p>
+    <w:p>
+      <w:r>
+        <w:t xml:space="preserve">(c) Secretion of insulin</w:t>
+      </w:r>
+    </w:p>
+    <w:p>
+      <w:r>
+        <w:t xml:space="preserve">(d) Filtering blood</w:t>
+      </w:r>
+    </w:p>
+    <w:p>
+      <w:r>
+        <w:t xml:space="preserve">Answer: a</w:t>
+      </w:r>
+    </w:p>
+    <w:p>
+      <w:r>
+        <w:t xml:space="preserve">Solution: ✅ Correct Answer: (a)</w:t>
+      </w:r>
+    </w:p>
+    <w:p>
+      <w:r>
+        <w:t xml:space="preserve">🧠 Clinical Rationale: The large intestine absorbs water and electrolytes, forms and stores feces, and hosts gut flora. This is why diarrhea causes dehydration — fluid that should be absorbed is lost.</w:t>
+      </w:r>
+    </w:p>
+    <w:p>
+      <w:r>
+        <w:t xml:space="preserve">🔍 Key Clues: "Primary function" of large intestine → water and electrolyte absorption.</w:t>
+      </w:r>
+    </w:p>
+    <w:p>
+      <w:r>
+        <w:t xml:space="preserve">❌ Why Not Other Options?</w:t>
+      </w:r>
+    </w:p>
+    <w:p>
+      <w:r>
+        <w:t xml:space="preserve">(b) — Protein digestion occurs in the stomach and small intestine.</w:t>
+      </w:r>
+    </w:p>
+    <w:p>
+      <w:r>
+        <w:t xml:space="preserve">(c) — Insulin comes from pancreatic beta cells.</w:t>
+      </w:r>
+    </w:p>
+    <w:p>
+      <w:r>
+        <w:t xml:space="preserve">(d) — Blood filtration is the kidney's job.</w:t>
+      </w:r>
+    </w:p>
+    <w:p>
+      <w:r>
+        <w:t xml:space="preserve">⚠️ Exam Trap: Large intestine = water absorption; small intestine = nutrient absorption.</w:t>
+      </w:r>
+    </w:p>
+    <w:p>
+      <w:r>
+        <w:t xml:space="preserve">💎 PNC Pearl: Large intestine → water out of stool; diarrhea → dehydration.</w:t>
+      </w:r>
+    </w:p>
+    <w:p>
+      <w:r>
+        <w:t xml:space="preserve">Positive Marks: 1</w:t>
+      </w:r>
+    </w:p>
+    <w:p>
+      <w:r>
+        <w:t xml:space="preserve">Negative Marks: 0.25</w:t>
+      </w:r>
+    </w:p>
+    <w:p>
+      <w:r>
+        <w:t xml:space="preserve"/>
+      </w:r>
+    </w:p>
+    <w:p>
+      <w:r>
+        <w:t xml:space="preserve">Question: A patient with a fractured ankle is being fitted with a walking cast. The nurse should teach the patient that:</w:t>
+      </w:r>
+    </w:p>
+    <w:p>
+      <w:r>
+        <w:t xml:space="preserve">(a) The cast must dry completely before weight bearing</w:t>
+      </w:r>
+    </w:p>
+    <w:p>
+      <w:r>
+        <w:t xml:space="preserve">(b) Weight bearing can begin immediately</w:t>
+      </w:r>
+    </w:p>
+    <w:p>
+      <w:r>
+        <w:t xml:space="preserve">(c) The cast can be removed in water</w:t>
+      </w:r>
+    </w:p>
+    <w:p>
+      <w:r>
+        <w:t xml:space="preserve">(d) The cast never needs follow-up</w:t>
+      </w:r>
+    </w:p>
+    <w:p>
+      <w:r>
+        <w:t xml:space="preserve">Answer: a</w:t>
+      </w:r>
+    </w:p>
+    <w:p>
+      <w:r>
+        <w:t xml:space="preserve">Solution: ✅ Correct Answer: (a)</w:t>
+      </w:r>
+    </w:p>
+    <w:p>
+      <w:r>
+        <w:t xml:space="preserve">🧠 Clinical Rationale: A walking cast must dry completely (24–48 hours) before weight bearing — bearing weight on a wet cast deforms it and causes pressure injury under the cast.</w:t>
+      </w:r>
+    </w:p>
+    <w:p>
+      <w:r>
+        <w:t xml:space="preserve">🔍 Key Clues: "Walking cast" + "teach" → dry completely before weight bearing.</w:t>
+      </w:r>
+    </w:p>
+    <w:p>
+      <w:r>
+        <w:t xml:space="preserve">❌ Why Not Other Options?</w:t>
+      </w:r>
+    </w:p>
+    <w:p>
+      <w:r>
+        <w:t xml:space="preserve">(b) — Immediate weight bearing on a wet cast deforms it and causes skin breakdown.</w:t>
+      </w:r>
+    </w:p>
+    <w:p>
+      <w:r>
+        <w:t xml:space="preserve">(c) — Casts are never removed in water; they lose strength.</w:t>
+      </w:r>
+    </w:p>
+    <w:p>
+      <w:r>
+        <w:t xml:space="preserve">(d) — Follow-up X-rays and cast checks are always needed.</w:t>
+      </w:r>
+    </w:p>
+    <w:p>
+      <w:r>
+        <w:t xml:space="preserve">⚠️ Exam Trap: A "walking cast" still needs 24–48 hours of drying before weight bearing.</w:t>
+      </w:r>
+    </w:p>
+    <w:p>
+      <w:r>
+        <w:t xml:space="preserve">💎 PNC Pearl: Wet cast = weak cast — keep it dry, then bear weight.</w:t>
+      </w:r>
+    </w:p>
+    <w:p>
+      <w:r>
+        <w:t xml:space="preserve">Positive Marks: 1</w:t>
+      </w:r>
+    </w:p>
+    <w:p>
+      <w:r>
+        <w:t xml:space="preserve">Negative Marks: 0.25</w:t>
+      </w:r>
+    </w:p>
+    <w:p>
+      <w:r>
+        <w:t xml:space="preserve">Question: The normal serum albumin level is:</w:t>
+      </w:r>
+    </w:p>
+    <w:p>
+      <w:r>
+        <w:t xml:space="preserve">(a) 3.5–5 g/dL</w:t>
+      </w:r>
+    </w:p>
+    <w:p>
+      <w:r>
+        <w:t xml:space="preserve">(b) 1–2 g/dL</w:t>
+      </w:r>
+    </w:p>
+    <w:p>
+      <w:r>
+        <w:t xml:space="preserve">(c) 6–8 g/dL</w:t>
+      </w:r>
+    </w:p>
+    <w:p>
+      <w:r>
+        <w:t xml:space="preserve">(d) 10–12 g/dL</w:t>
+      </w:r>
+    </w:p>
+    <w:p>
+      <w:r>
+        <w:t xml:space="preserve">Answer: a</w:t>
+      </w:r>
+    </w:p>
+    <w:p>
+      <w:r>
+        <w:t xml:space="preserve">Solution: ✅ Correct Answer: (a)</w:t>
+      </w:r>
+    </w:p>
+    <w:p>
+      <w:r>
+        <w:t xml:space="preserve">🧠 Clinical Rationale: Normal serum albumin is 3.5–5 g/dL. Low albumin — from liver disease, malnutrition, nephrotic syndrome, or burns — reduces plasma oncotic pressure, allowing fluid to leak into tissues (edema).</w:t>
+      </w:r>
+    </w:p>
+    <w:p>
+      <w:r>
+        <w:t xml:space="preserve">🔍 Key Clues: "Normal albumin" → 3.5–5 g/dL; low albumin = edema.</w:t>
+      </w:r>
+    </w:p>
+    <w:p>
+      <w:r>
+        <w:t xml:space="preserve">❌ Why Not Other Options?</w:t>
+      </w:r>
+    </w:p>
+    <w:p>
+      <w:r>
+        <w:t xml:space="preserve">(b) — 1–2 g/dL indicates severe hypoalbuminemia.</w:t>
+      </w:r>
+    </w:p>
+    <w:p>
+      <w:r>
+        <w:t xml:space="preserve">(c), (d) — 6–8 and 10–12 g/dL are above normal and not expected values.</w:t>
+      </w:r>
+    </w:p>
+    <w:p>
+      <w:r>
+        <w:t xml:space="preserve">⚠️ Exam Trap: Albumin ↓ → oncotic pressure ↓ → edema — the classic linkage.</w:t>
+      </w:r>
+    </w:p>
+    <w:p>
+      <w:r>
+        <w:t xml:space="preserve">💎 PNC Pearl: Albumin 3.5–5 g/dL = the "glue" that keeps fluid in vessels.</w:t>
+      </w:r>
+    </w:p>
+    <w:p>
+      <w:r>
+        <w:t xml:space="preserve">Positive Marks: 1</w:t>
+      </w:r>
+    </w:p>
+    <w:p>
+      <w:r>
+        <w:t xml:space="preserve">Negative Marks: 0.25</w:t>
+      </w:r>
+    </w:p>
+    <w:p>
+      <w:r>
+        <w:t xml:space="preserve"/>
+      </w:r>
+    </w:p>
+    <w:p>
+      <w:r>
+        <w:t xml:space="preserve">Question: The nurse is transferring a patient from the bed to a wheelchair. Which principle of body mechanics is correct?</w:t>
+      </w:r>
+    </w:p>
+    <w:p>
+      <w:r>
+        <w:t xml:space="preserve">(a) Bend at the knees and use the legs, not the back, and keep the patient close</w:t>
+      </w:r>
+    </w:p>
+    <w:p>
+      <w:r>
+        <w:t xml:space="preserve">(b) Bend at the waist and twist</w:t>
+      </w:r>
+    </w:p>
+    <w:p>
+      <w:r>
+        <w:t xml:space="preserve">(c) Lift with the arms extended</w:t>
+      </w:r>
+    </w:p>
+    <w:p>
+      <w:r>
+        <w:t xml:space="preserve">(d) Use the back muscles</w:t>
+      </w:r>
+    </w:p>
+    <w:p>
+      <w:r>
+        <w:t xml:space="preserve">Answer: a</w:t>
+      </w:r>
+    </w:p>
+    <w:p>
+      <w:r>
+        <w:t xml:space="preserve">Solution: ✅ Correct Answer: (a)</w:t>
+      </w:r>
+    </w:p>
+    <w:p>
+      <w:r>
+        <w:t xml:space="preserve">🧠 Clinical Rationale: Safe body mechanics protect the nurse's spine — bend at the knees, keep the back straight, hold the load close to the body, widen the base of support, and pivot without twisting.</w:t>
+      </w:r>
+    </w:p>
+    <w:p>
+      <w:r>
+        <w:t xml:space="preserve">🔍 Key Clues: "Body mechanics" + "transfer" → legs do the lifting, back stays straight.</w:t>
+      </w:r>
+    </w:p>
+    <w:p>
+      <w:r>
+        <w:t xml:space="preserve">❌ Why Not Other Options?</w:t>
+      </w:r>
+    </w:p>
+    <w:p>
+      <w:r>
+        <w:t xml:space="preserve">(b) — Bending at the waist and twisting strains the lumbar spine.</w:t>
+      </w:r>
+    </w:p>
+    <w:p>
+      <w:r>
+        <w:t xml:space="preserve">(c) — Extended arms place the load far from the body, increasing torque.</w:t>
+      </w:r>
+    </w:p>
+    <w:p>
+      <w:r>
+        <w:t xml:space="preserve">(d) — Using back muscles is exactly what causes injury.</w:t>
+      </w:r>
+    </w:p>
+    <w:p>
+      <w:r>
+        <w:t xml:space="preserve">⚠️ Exam Trap: Keep the load close + bend knees + no twisting = safe lifting.</w:t>
+      </w:r>
+    </w:p>
+    <w:p>
+      <w:r>
+        <w:t xml:space="preserve">💎 PNC Pearl: Lift with your legs, never your back.</w:t>
+      </w:r>
+    </w:p>
+    <w:p>
+      <w:r>
+        <w:t xml:space="preserve">Positive Marks: 1</w:t>
+      </w:r>
+    </w:p>
+    <w:p>
+      <w:r>
+        <w:t xml:space="preserve">Negative Marks: 0.25</w:t>
+      </w:r>
+    </w:p>
+    <w:p>
+      <w:r>
+        <w:t xml:space="preserve"/>
+      </w:r>
+    </w:p>
+    <w:p>
+      <w:r>
+        <w:t xml:space="preserve">Question: A patient with chronic kidney disease is being taught about the renal diet. Which food should be limited?</w:t>
+      </w:r>
+    </w:p>
+    <w:p>
+      <w:r>
+        <w:t xml:space="preserve">(a) Bananas and oranges (potassium-rich)</w:t>
+      </w:r>
+    </w:p>
+    <w:p>
+      <w:r>
+        <w:t xml:space="preserve">(b) Rice</w:t>
+      </w:r>
+    </w:p>
+    <w:p>
+      <w:r>
+        <w:t xml:space="preserve">(c) Boiled vegetables</w:t>
+      </w:r>
+    </w:p>
+    <w:p>
+      <w:r>
+        <w:t xml:space="preserve">(d) Bread</w:t>
+      </w:r>
+    </w:p>
+    <w:p>
+      <w:r>
+        <w:t xml:space="preserve">Answer: a</w:t>
+      </w:r>
+    </w:p>
+    <w:p>
+      <w:r>
+        <w:t xml:space="preserve">Solution: ✅ Correct Answer: (a)</w:t>
+      </w:r>
+    </w:p>
+    <w:p>
+      <w:r>
+        <w:t xml:space="preserve">🧠 Clinical Rationale: The renal diet restricts potassium-rich foods (bananas, oranges, potatoes, tomatoes), phosphorus (dairy, nuts, cola), sodium, and excess protein — preventing hyperkalemia, bone disease, and fluid overload.</w:t>
+      </w:r>
+    </w:p>
+    <w:p>
+      <w:r>
+        <w:t xml:space="preserve">🔍 Key Clues: "Renal diet" → limit potassium (bananas, oranges), phosphorus, sodium.</w:t>
+      </w:r>
+    </w:p>
+    <w:p>
+      <w:r>
+        <w:t xml:space="preserve">❌ Why Not Other Options?</w:t>
+      </w:r>
+    </w:p>
+    <w:p>
+      <w:r>
+        <w:t xml:space="preserve">(b) — Rice is low in potassium and acceptable in moderation.</w:t>
+      </w:r>
+    </w:p>
+    <w:p>
+      <w:r>
+        <w:t xml:space="preserve">(c) — Boiled vegetables lose potassium into the cooking water — actually preferred.</w:t>
+      </w:r>
+    </w:p>
+    <w:p>
+      <w:r>
+        <w:t xml:space="preserve">(d) — Bread is allowed in controlled amounts.</w:t>
+      </w:r>
+    </w:p>
+    <w:p>
+      <w:r>
+        <w:t xml:space="preserve">⚠️ Exam Trap: Hyperkalemia is life-threatening in CKD — bananas and oranges are the top offenders.</w:t>
+      </w:r>
+    </w:p>
+    <w:p>
+      <w:r>
+        <w:t xml:space="preserve">💎 PNC Pearl: Renal diet = low K⁺ (no bananas/oranges), low P, low Na⁺.</w:t>
+      </w:r>
+    </w:p>
+    <w:p>
+      <w:r>
+        <w:t xml:space="preserve">Positive Marks: 1</w:t>
+      </w:r>
+    </w:p>
+    <w:p>
+      <w:r>
+        <w:t xml:space="preserve">Negative Marks: 0.25</w:t>
+      </w:r>
+    </w:p>
+    <w:p>
+      <w:r>
+        <w:t xml:space="preserve"/>
+      </w:r>
+    </w:p>
+    <w:p>
+      <w:r>
+        <w:t xml:space="preserve">Question: A patient at 28 weeks of gestation is being screened for gestational diabetes. The screening test measures:</w:t>
+      </w:r>
+    </w:p>
+    <w:p>
+      <w:r>
+        <w:t xml:space="preserve">(a) Blood glucose after a glucose load (OGTT)</w:t>
+      </w:r>
+    </w:p>
+    <w:p>
+      <w:r>
+        <w:t xml:space="preserve">(b) Hemoglobin only</w:t>
+      </w:r>
+    </w:p>
+    <w:p>
+      <w:r>
+        <w:t xml:space="preserve">(c) Urine protein only</w:t>
+      </w:r>
+    </w:p>
+    <w:p>
+      <w:r>
+        <w:t xml:space="preserve">(d) Blood pressure only</w:t>
+      </w:r>
+    </w:p>
+    <w:p>
+      <w:r>
+        <w:t xml:space="preserve">Answer: a</w:t>
+      </w:r>
+    </w:p>
+    <w:p>
+      <w:r>
+        <w:t xml:space="preserve">Solution: ✅ Correct Answer: (a)</w:t>
+      </w:r>
+    </w:p>
+    <w:p>
+      <w:r>
+        <w:t xml:space="preserve">🧠 Clinical Rationale: GDM screening uses the oral glucose tolerance test — blood glucose measured fasting and at 1 and 2 hours after a 75 g glucose load. Abnormal values diagnose gestational diabetes, managed with diet and monitoring.</w:t>
+      </w:r>
+    </w:p>
+    <w:p>
+      <w:r>
+        <w:t xml:space="preserve">🔍 Key Clues: "Gestational diabetes" + "screening" → OGTT blood glucose after a glucose load.</w:t>
+      </w:r>
+    </w:p>
+    <w:p>
+      <w:r>
+        <w:t xml:space="preserve">❌ Why Not Other Options?</w:t>
+      </w:r>
+    </w:p>
+    <w:p>
+      <w:r>
+        <w:t xml:space="preserve">(b) — Hemoglobin screens anemia, not diabetes.</w:t>
+      </w:r>
+    </w:p>
+    <w:p>
+      <w:r>
+        <w:t xml:space="preserve">(c) — Urine protein screens preeclampsia.</w:t>
+      </w:r>
+    </w:p>
+    <w:p>
+      <w:r>
+        <w:t xml:space="preserve">(d) — BP monitoring screens preeclampsia, not GDM.</w:t>
+      </w:r>
+    </w:p>
+    <w:p>
+      <w:r>
+        <w:t xml:space="preserve">⚠️ Exam Trap: GDM → OGTT; preeclampsia → BP + urine protein — don't mix the two screens.</w:t>
+      </w:r>
+    </w:p>
+    <w:p>
+      <w:r>
+        <w:t xml:space="preserve">💎 PNC Pearl: GDM screen = glucose load + blood sugar at 1 and 2 hours.</w:t>
+      </w:r>
+    </w:p>
+    <w:p>
+      <w:r>
+        <w:t xml:space="preserve">Positive Marks: 1</w:t>
+      </w:r>
+    </w:p>
+    <w:p>
+      <w:r>
+        <w:t xml:space="preserve">Negative Marks: 0.25</w:t>
+      </w:r>
+    </w:p>
+    <w:p>
+      <w:r>
+        <w:t xml:space="preserve"/>
+      </w:r>
+    </w:p>
+    <w:p>
+      <w:r>
+        <w:t xml:space="preserve">Question: A 4-year-old child with measles is being cared for at home. The nurse should teach the parents to:</w:t>
+      </w:r>
+    </w:p>
+    <w:p>
+      <w:r>
+        <w:t xml:space="preserve">(a) Give vitamin A, monitor for complications, and complete isolation</w:t>
+      </w:r>
+    </w:p>
+    <w:p>
+      <w:r>
+        <w:t xml:space="preserve">(b) Stop all fluids</w:t>
+      </w:r>
+    </w:p>
+    <w:p>
+      <w:r>
+        <w:t xml:space="preserve">(c) Give aspirin for fever</w:t>
+      </w:r>
+    </w:p>
+    <w:p>
+      <w:r>
+        <w:t xml:space="preserve">(d) Skip immunization</w:t>
+      </w:r>
+    </w:p>
+    <w:p>
+      <w:r>
+        <w:t xml:space="preserve">Answer: a</w:t>
+      </w:r>
+    </w:p>
+    <w:p>
+      <w:r>
+        <w:t xml:space="preserve">Solution: ✅ Correct Answer: (a)</w:t>
+      </w:r>
+    </w:p>
+    <w:p>
+      <w:r>
+        <w:t xml:space="preserve">🧠 Clinical Rationale: Measles home care includes vitamin A supplementation (reduces severity and mortality), adequate fluids, fever control with paracetamol (never aspirin — Reye syndrome risk), isolation for about 7 days after rash onset, and monitoring for pneumonia, otitis media, and encephalitis.</w:t>
+      </w:r>
+    </w:p>
+    <w:p>
+      <w:r>
+        <w:t xml:space="preserve">🔍 Key Clues: "Measles" home care → vitamin A + fluids + paracetamol + isolation + watch complications.</w:t>
+      </w:r>
+    </w:p>
+    <w:p>
+      <w:r>
+        <w:t xml:space="preserve">❌ Why Not Other Options?</w:t>
+      </w:r>
+    </w:p>
+    <w:p>
+      <w:r>
+        <w:t xml:space="preserve">(b) — Fluids prevent dehydration from fever and reduced intake.</w:t>
+      </w:r>
+    </w:p>
+    <w:p>
+      <w:r>
+        <w:t xml:space="preserve">(c) — Aspirin in children risks Reye syndrome.</w:t>
+      </w:r>
+    </w:p>
+    <w:p>
+      <w:r>
+        <w:t xml:space="preserve">(d) — Immunization (MMR) is exactly what prevents measles — never skip.</w:t>
+      </w:r>
+    </w:p>
+    <w:p>
+      <w:r>
+        <w:t xml:space="preserve">⚠️ Exam Trap: Measles + aspirin = Reye syndrome risk; use paracetamol.</w:t>
+      </w:r>
+    </w:p>
+    <w:p>
+      <w:r>
+        <w:t xml:space="preserve">💎 PNC Pearl: Measles = Vitamin A + fluids + watch for pneumonia.</w:t>
+      </w:r>
+    </w:p>
+    <w:p>
+      <w:r>
+        <w:t xml:space="preserve">Positive Marks: 1</w:t>
+      </w:r>
+    </w:p>
+    <w:p>
+      <w:r>
+        <w:t xml:space="preserve">Negative Marks: 0.25</w:t>
+      </w:r>
+    </w:p>
+    <w:p>
+      <w:r>
+        <w:t xml:space="preserve"/>
+      </w:r>
+    </w:p>
+    <w:p>
+      <w:r>
+        <w:t xml:space="preserve">Question: A patient with an anxiety disorder is having difficulty sleeping. The nurse should teach the patient to:</w:t>
+      </w:r>
+    </w:p>
+    <w:p>
+      <w:r>
+        <w:t xml:space="preserve">(a) Establish a regular sleep routine and avoid caffeine before bed</w:t>
+      </w:r>
+    </w:p>
+    <w:p>
+      <w:r>
+        <w:t xml:space="preserve">(b) Drink coffee at bedtime</w:t>
+      </w:r>
+    </w:p>
+    <w:p>
+      <w:r>
+        <w:t xml:space="preserve">(c) Sleep during the day only</w:t>
+      </w:r>
+    </w:p>
+    <w:p>
+      <w:r>
+        <w:t xml:space="preserve">(d) Avoid all activity</w:t>
+      </w:r>
+    </w:p>
+    <w:p>
+      <w:r>
+        <w:t xml:space="preserve">Answer: a</w:t>
+      </w:r>
+    </w:p>
+    <w:p>
+      <w:r>
+        <w:t xml:space="preserve">Solution: ✅ Correct Answer: (a)</w:t>
+      </w:r>
+    </w:p>
+    <w:p>
+      <w:r>
+        <w:t xml:space="preserve">🧠 Clinical Rationale: Sleep hygiene for anxiety — a regular bedtime routine, dark quiet room, avoiding caffeine and screens before bed, and relaxation techniques — reduces bedtime arousal and improves sleep.</w:t>
+      </w:r>
+    </w:p>
+    <w:p>
+      <w:r>
+        <w:t xml:space="preserve">🔍 Key Clues: "Difficulty sleeping" → sleep hygiene: routine + no caffeine at night.</w:t>
+      </w:r>
+    </w:p>
+    <w:p>
+      <w:r>
+        <w:t xml:space="preserve">❌ Why Not Other Options?</w:t>
+      </w:r>
+    </w:p>
+    <w:p>
+      <w:r>
+        <w:t xml:space="preserve">(b) — Caffeine is a stimulant that worsens insomnia.</w:t>
+      </w:r>
+    </w:p>
+    <w:p>
+      <w:r>
+        <w:t xml:space="preserve">(c) — Daytime sleeping disrupts the circadian rhythm.</w:t>
+      </w:r>
+    </w:p>
+    <w:p>
+      <w:r>
+        <w:t xml:space="preserve">(d) — Avoiding all activity is impractical; calming activity helps.</w:t>
+      </w:r>
+    </w:p>
+    <w:p>
+      <w:r>
+        <w:t xml:space="preserve">⚠️ Exam Trap: Caffeine has a long half-life — afternoon coffee still disrupts night sleep.</w:t>
+      </w:r>
+    </w:p>
+    <w:p>
+      <w:r>
+        <w:t xml:space="preserve">💎 PNC Pearl: Sleep hygiene = routine + dark + quiet + no caffeine.</w:t>
+      </w:r>
+    </w:p>
+    <w:p>
+      <w:r>
+        <w:t xml:space="preserve">Positive Marks: 1</w:t>
+      </w:r>
+    </w:p>
+    <w:p>
+      <w:r>
+        <w:t xml:space="preserve">Negative Marks: 0.25</w:t>
+      </w:r>
+    </w:p>
+    <w:p>
+      <w:r>
+        <w:t xml:space="preserve"/>
+      </w:r>
+    </w:p>
+    <w:p>
+      <w:r>
+        <w:t xml:space="preserve">Question: The "Pradhan Mantri Shram Yogi Maandhan" is a pension scheme for workers in which sector?</w:t>
+      </w:r>
+    </w:p>
+    <w:p>
+      <w:r>
+        <w:t xml:space="preserve">(a) Unorganized sector</w:t>
+      </w:r>
+    </w:p>
+    <w:p>
+      <w:r>
+        <w:t xml:space="preserve">(b) Government sector only</w:t>
+      </w:r>
+    </w:p>
+    <w:p>
+      <w:r>
+        <w:t xml:space="preserve">(c) IT sector only</w:t>
+      </w:r>
+    </w:p>
+    <w:p>
+      <w:r>
+        <w:t xml:space="preserve">(d) Banking sector</w:t>
+      </w:r>
+    </w:p>
+    <w:p>
+      <w:r>
+        <w:t xml:space="preserve">Answer: a</w:t>
+      </w:r>
+    </w:p>
+    <w:p>
+      <w:r>
+        <w:t xml:space="preserve">Solution: ✅ Correct Answer: (a)</w:t>
+      </w:r>
+    </w:p>
+    <w:p>
+      <w:r>
+        <w:t xml:space="preserve">🧠 Clinical Rationale: PM-SYM provides a monthly pension (₹3,000 after age 60) to unorganized sector workers — street vendors, domestic workers, construction and agricultural laborers — with small self-contributions matched by the government.</w:t>
+      </w:r>
+    </w:p>
+    <w:p>
+      <w:r>
+        <w:t xml:space="preserve">🔍 Key Clues: "Shram Yogi" + "Maandhan" → pension for unorganized workers.</w:t>
+      </w:r>
+    </w:p>
+    <w:p>
+      <w:r>
+        <w:t xml:space="preserve">❌ Why Not Other Options?</w:t>
+      </w:r>
+    </w:p>
+    <w:p>
+      <w:r>
+        <w:t xml:space="preserve">(b), (c), (d) — Government, IT, and banking employees have other pension/retirement systems (EPFO, NPS).</w:t>
+      </w:r>
+    </w:p>
+    <w:p>
+      <w:r>
+        <w:t xml:space="preserve">⚠️ Exam Trap: PM-SYM = unorganized sector; NPS = organized/voluntary for all.</w:t>
+      </w:r>
+    </w:p>
+    <w:p>
+      <w:r>
+        <w:t xml:space="preserve">💎 PNC Pearl: PM-SYM → unorganized workers → ₹3,000/month pension after 60.</w:t>
+      </w:r>
+    </w:p>
+    <w:p>
+      <w:r>
+        <w:t xml:space="preserve">Positive Marks: 1</w:t>
+      </w:r>
+    </w:p>
+    <w:p>
+      <w:r>
+        <w:t xml:space="preserve">Negative Marks: 0.25</w:t>
+      </w:r>
+    </w:p>
+    <w:p>
+      <w:r>
+        <w:t xml:space="preserve"/>
+      </w:r>
+    </w:p>
+    <w:p>
+      <w:r>
+        <w:t xml:space="preserve">Question: The nurse is to give 18 mg of a medication. The tablets are 6 mg each. How many tablets are needed?</w:t>
+      </w:r>
+    </w:p>
+    <w:p>
+      <w:r>
+        <w:t xml:space="preserve">(a) 2 tablets</w:t>
+      </w:r>
+    </w:p>
+    <w:p>
+      <w:r>
+        <w:t xml:space="preserve">(b) 3 tablets</w:t>
+      </w:r>
+    </w:p>
+    <w:p>
+      <w:r>
+        <w:t xml:space="preserve">(c) 4 tablets</w:t>
+      </w:r>
+    </w:p>
+    <w:p>
+      <w:r>
+        <w:t xml:space="preserve">(d) 6 tablets</w:t>
+      </w:r>
+    </w:p>
+    <w:p>
+      <w:r>
+        <w:t xml:space="preserve">Answer: b</w:t>
+      </w:r>
+    </w:p>
+    <w:p>
+      <w:r>
+        <w:t xml:space="preserve">Solution: ✅ Correct Answer: (b)</w:t>
+      </w:r>
+    </w:p>
+    <w:p>
+      <w:r>
+        <w:t xml:space="preserve">🧠 Clinical Rationale: Tablets = Desired ÷ Have = 18 mg ÷ 6 mg = 3 tablets.</w:t>
+      </w:r>
+    </w:p>
+    <w:p>
+      <w:r>
+        <w:t xml:space="preserve">🔍 Key Clues: "18 mg" ordered, "6 mg each" → 18 ÷ 6.</w:t>
+      </w:r>
+    </w:p>
+    <w:p>
+      <w:r>
+        <w:t xml:space="preserve">❌ Why Not Other Options?</w:t>
+      </w:r>
+    </w:p>
+    <w:p>
+      <w:r>
+        <w:t xml:space="preserve">(a) — 2 tablets give 12 mg — underdose.</w:t>
+      </w:r>
+    </w:p>
+    <w:p>
+      <w:r>
+        <w:t xml:space="preserve">(c) — 4 tablets give 24 mg — overdose.</w:t>
+      </w:r>
+    </w:p>
+    <w:p>
+      <w:r>
+        <w:t xml:space="preserve">(d) — 6 tablets give 36 mg — double the dose.</w:t>
+      </w:r>
+    </w:p>
+    <w:p>
+      <w:r>
+        <w:t xml:space="preserve">⚠️ Exam Trap: Desired ÷ Have; verify the dose makes clinical sense.</w:t>
+      </w:r>
+    </w:p>
+    <w:p>
+      <w:r>
+        <w:t xml:space="preserve">💎 PNC Pearl: 18 ÷ 6 = 3 tablets.</w:t>
+      </w:r>
+    </w:p>
+    <w:p>
+      <w:r>
+        <w:t xml:space="preserve">Positive Marks: 1</w:t>
+      </w:r>
+    </w:p>
+    <w:p>
+      <w:r>
+        <w:t xml:space="preserve">Negative Marks: 0.25</w:t>
+      </w:r>
+    </w:p>
+    <w:p>
+      <w:r>
+        <w:t xml:space="preserve"/>
+      </w:r>
+    </w:p>
+    <w:p>
+      <w:r>
+        <w:t xml:space="preserve">Question: The organ responsible for filtering and removing waste from the blood is the:</w:t>
+      </w:r>
+    </w:p>
+    <w:p>
+      <w:r>
+        <w:t xml:space="preserve">(a) Kidney</w:t>
+      </w:r>
+    </w:p>
+    <w:p>
+      <w:r>
+        <w:t xml:space="preserve">(b) Liver</w:t>
+      </w:r>
+    </w:p>
+    <w:p>
+      <w:r>
+        <w:t xml:space="preserve">(c) Spleen</w:t>
+      </w:r>
+    </w:p>
+    <w:p>
+      <w:r>
+        <w:t xml:space="preserve">(d) Pancreas</w:t>
+      </w:r>
+    </w:p>
+    <w:p>
+      <w:r>
+        <w:t xml:space="preserve">Answer: a</w:t>
+      </w:r>
+    </w:p>
+    <w:p>
+      <w:r>
+        <w:t xml:space="preserve">Solution: ✅ Correct Answer: (a)</w:t>
+      </w:r>
+    </w:p>
+    <w:p>
+      <w:r>
+        <w:t xml:space="preserve">🧠 Clinical Rationale: The kidneys filter the blood, excreting nitrogenous waste (urea, creatinine) as urine while regulating water, electrolytes, and acid–base balance.</w:t>
+      </w:r>
+    </w:p>
+    <w:p>
+      <w:r>
+        <w:t xml:space="preserve">🔍 Key Clues: "Filtering and removing waste from blood" → kidneys.</w:t>
+      </w:r>
+    </w:p>
+    <w:p>
+      <w:r>
+        <w:t xml:space="preserve">❌ Why Not Other Options?</w:t>
+      </w:r>
+    </w:p>
+    <w:p>
+      <w:r>
+        <w:t xml:space="preserve">(b) — The liver detoxifies chemicals and metabolizes drugs but doesn't excrete urine.</w:t>
+      </w:r>
+    </w:p>
+    <w:p>
+      <w:r>
+        <w:t xml:space="preserve">(c) — The spleen filters old red blood cells.</w:t>
+      </w:r>
+    </w:p>
+    <w:p>
+      <w:r>
+        <w:t xml:space="preserve">(d) — The pancreas secretes digestive enzymes and insulin.</w:t>
+      </w:r>
+    </w:p>
+    <w:p>
+      <w:r>
+        <w:t xml:space="preserve">⚠️ Exam Trap: Kidney = blood filter + urine maker; liver = detoxifier.</w:t>
+      </w:r>
+    </w:p>
+    <w:p>
+      <w:r>
+        <w:t xml:space="preserve">💎 PNC Pearl: Kidneys = the body's filter — urea and creatinine out.</w:t>
+      </w:r>
+    </w:p>
+    <w:p>
+      <w:r>
+        <w:t xml:space="preserve">Positive Marks: 1</w:t>
+      </w:r>
+    </w:p>
+    <w:p>
+      <w:r>
+        <w:t xml:space="preserve">Negative Marks: 0.25</w:t>
+      </w:r>
+    </w:p>
+    <w:p>
+      <w:r>
+        <w:t xml:space="preserve"/>
+      </w:r>
+    </w:p>
+    <w:p>
+      <w:r>
+        <w:t xml:space="preserve">Question: A patient with a burn injury is being assessed for the extent of the burn. The nurse uses the rule of nines. One entire lower limb (leg and foot) represents:</w:t>
+      </w:r>
+    </w:p>
+    <w:p>
+      <w:r>
+        <w:t xml:space="preserve">(a) 18%</w:t>
+      </w:r>
+    </w:p>
+    <w:p>
+      <w:r>
+        <w:t xml:space="preserve">(b) 9%</w:t>
+      </w:r>
+    </w:p>
+    <w:p>
+      <w:r>
+        <w:t xml:space="preserve">(c) 27%</w:t>
+      </w:r>
+    </w:p>
+    <w:p>
+      <w:r>
+        <w:t xml:space="preserve">(d) 36%</w:t>
+      </w:r>
+    </w:p>
+    <w:p>
+      <w:r>
+        <w:t xml:space="preserve">Answer: a</w:t>
+      </w:r>
+    </w:p>
+    <w:p>
+      <w:r>
+        <w:t xml:space="preserve">Solution: ✅ Correct Answer: (a)</w:t>
+      </w:r>
+    </w:p>
+    <w:p>
+      <w:r>
+        <w:t xml:space="preserve">🧠 Clinical Rationale: Rule of nines — each entire lower limb = 18% TBSA; each upper limb = 9%; head and neck = 9%; anterior trunk = 18%; posterior trunk = 18%; perineum = 1%. It guides fluid resuscitation in burns.</w:t>
+      </w:r>
+    </w:p>
+    <w:p>
+      <w:r>
+        <w:t xml:space="preserve">🔍 Key Clues: "Rule of nines" + "one entire lower limb" → 18%.</w:t>
+      </w:r>
+    </w:p>
+    <w:p>
+      <w:r>
+        <w:t xml:space="preserve">❌ Why Not Other Options?</w:t>
+      </w:r>
+    </w:p>
+    <w:p>
+      <w:r>
+        <w:t xml:space="preserve">(b) — 9% is one entire upper limb or the head/neck.</w:t>
+      </w:r>
+    </w:p>
+    <w:p>
+      <w:r>
+        <w:t xml:space="preserve">(c) — 27% has no single rule-of-nines unit.</w:t>
+      </w:r>
+    </w:p>
+    <w:p>
+      <w:r>
+        <w:t xml:space="preserve">(d) — 36% would be both lower limbs.</w:t>
+      </w:r>
+    </w:p>
+    <w:p>
+      <w:r>
+        <w:t xml:space="preserve">⚠️ Exam Trap: Lower limb = 18 (double an upper limb's 9) — remember the doubling.</w:t>
+      </w:r>
+    </w:p>
+    <w:p>
+      <w:r>
+        <w:t xml:space="preserve">💎 PNC Pearl: Rule of nines: legs 18, arms 9, head 9, trunk 18+18, perineum 1.</w:t>
+      </w:r>
+    </w:p>
+    <w:p>
+      <w:r>
+        <w:t xml:space="preserve">Positive Marks: 1</w:t>
+      </w:r>
+    </w:p>
+    <w:p>
+      <w:r>
+        <w:t xml:space="preserve">Negative Marks: 0.25</w:t>
       </w:r>
     </w:p>
     <w:sectPr>
       <w:pgSz w:w="12240" w:h="15840"/>
-      <w:pgMar w:top="864" w:right="1008" w:bottom="864" w:left="1008" w:header="720" w:footer="720" w:gutter="0"/>
+      <w:pgMar w:top="1440" w:right="1800" w:bottom="1440" w:left="1800" w:header="720" w:footer="720" w:gutter="0"/>
       <w:cols w:space="720"/>
       <w:docGrid w:linePitch="360"/>
     </w:sectPr>
@@ -2535,10 +2150,6 @@
     <w:name w:val="Normal"/>
     <w:qFormat/>
     <w:rsid w:val="00FC693F"/>
-    <w:rPr>
-      <w:rFonts w:ascii="Calibri" w:hAnsi="Calibri"/>
-      <w:sz w:val="22"/>
-    </w:rPr>
   </w:style>
   <w:style w:type="paragraph" w:styleId="Header">
     <w:name w:val="header"/>
